--- a/1总章程.docx
+++ b/1总章程.docx
@@ -23,11 +23,19 @@
           <w:rFonts w:hint="eastAsia"/>
         </w:rPr>
       </w:pPr>
-      <w:r>
-        <w:rPr>
-          <w:rFonts w:hint="eastAsia"/>
-        </w:rPr>
-        <w:t>一, 确定好程序的语言：python</w:t>
+      <w:proofErr w:type="gramStart"/>
+      <w:r>
+        <w:rPr>
+          <w:rFonts w:hint="eastAsia"/>
+        </w:rPr>
+        <w:t>一</w:t>
+      </w:r>
+      <w:proofErr w:type="gramEnd"/>
+      <w:r>
+        <w:rPr>
+          <w:rFonts w:hint="eastAsia"/>
+        </w:rPr>
+        <w:t>, 确定好程序的语言：python</w:t>
       </w:r>
     </w:p>
     <w:p>
@@ -53,8 +61,16 @@
         <w:rPr>
           <w:rFonts w:hint="eastAsia"/>
         </w:rPr>
-        <w:t>三，确定数据存储的工具：mysql</w:t>
-      </w:r>
+        <w:t>三，确定数据存储的工具：</w:t>
+      </w:r>
+      <w:proofErr w:type="spellStart"/>
+      <w:r>
+        <w:rPr>
+          <w:rFonts w:hint="eastAsia"/>
+        </w:rPr>
+        <w:t>mysql</w:t>
+      </w:r>
+      <w:proofErr w:type="spellEnd"/>
     </w:p>
     <w:p>
       <w:pPr>
@@ -176,8 +192,16 @@
         <w:rPr>
           <w:rFonts w:hint="eastAsia"/>
         </w:rPr>
-        <w:t>git add .</w:t>
-      </w:r>
+        <w:t xml:space="preserve">git </w:t>
+      </w:r>
+      <w:proofErr w:type="gramStart"/>
+      <w:r>
+        <w:rPr>
+          <w:rFonts w:hint="eastAsia"/>
+        </w:rPr>
+        <w:t>add .</w:t>
+      </w:r>
+      <w:proofErr w:type="gramEnd"/>
       <w:r>
         <w:rPr>
           <w:rFonts w:hint="eastAsia"/>
@@ -266,11 +290,19 @@
           <w:rFonts w:hint="eastAsia"/>
         </w:rPr>
       </w:pPr>
-      <w:r>
-        <w:rPr>
-          <w:rFonts w:hint="eastAsia"/>
-        </w:rPr>
-        <w:t>一，完成:</w:t>
+      <w:proofErr w:type="gramStart"/>
+      <w:r>
+        <w:rPr>
+          <w:rFonts w:hint="eastAsia"/>
+        </w:rPr>
+        <w:t>一</w:t>
+      </w:r>
+      <w:proofErr w:type="gramEnd"/>
+      <w:r>
+        <w:rPr>
+          <w:rFonts w:hint="eastAsia"/>
+        </w:rPr>
+        <w:t>，完成:</w:t>
       </w:r>
     </w:p>
     <w:p>
@@ -288,7 +320,21 @@
         <w:rPr>
           <w:rFonts w:hint="eastAsia"/>
         </w:rPr>
-        <w:t>下载了pycharm专业版，可以使用数据库等专业版功能</w:t>
+        <w:t>下载了</w:t>
+      </w:r>
+      <w:proofErr w:type="spellStart"/>
+      <w:r>
+        <w:rPr>
+          <w:rFonts w:hint="eastAsia"/>
+        </w:rPr>
+        <w:t>pycharm</w:t>
+      </w:r>
+      <w:proofErr w:type="spellEnd"/>
+      <w:r>
+        <w:rPr>
+          <w:rFonts w:hint="eastAsia"/>
+        </w:rPr>
+        <w:t>专业版，可以使用数据库等专业版功能</w:t>
       </w:r>
     </w:p>
     <w:p>
@@ -355,7 +401,21 @@
         <w:rPr>
           <w:rFonts w:hint="eastAsia"/>
         </w:rPr>
-        <w:t>熟悉pyst5页面布局与pymysql的使用</w:t>
+        <w:t>熟悉pyst5页面布局与</w:t>
+      </w:r>
+      <w:proofErr w:type="spellStart"/>
+      <w:r>
+        <w:rPr>
+          <w:rFonts w:hint="eastAsia"/>
+        </w:rPr>
+        <w:t>pymysql</w:t>
+      </w:r>
+      <w:proofErr w:type="spellEnd"/>
+      <w:r>
+        <w:rPr>
+          <w:rFonts w:hint="eastAsia"/>
+        </w:rPr>
+        <w:t>的使用</w:t>
       </w:r>
     </w:p>
     <w:p>
@@ -373,7 +433,21 @@
         <w:rPr>
           <w:rFonts w:hint="eastAsia"/>
         </w:rPr>
-        <w:t>连接上mysql服务器，使程序能够正常跑起来</w:t>
+        <w:t>连接上</w:t>
+      </w:r>
+      <w:proofErr w:type="spellStart"/>
+      <w:r>
+        <w:rPr>
+          <w:rFonts w:hint="eastAsia"/>
+        </w:rPr>
+        <w:t>mysql</w:t>
+      </w:r>
+      <w:proofErr w:type="spellEnd"/>
+      <w:r>
+        <w:rPr>
+          <w:rFonts w:hint="eastAsia"/>
+        </w:rPr>
+        <w:t>服务器，使程序能够正常跑起来</w:t>
       </w:r>
     </w:p>
     <w:p>
@@ -445,11 +519,19 @@
           <w:rFonts w:hint="eastAsia"/>
         </w:rPr>
       </w:pPr>
-      <w:r>
-        <w:rPr>
-          <w:rFonts w:hint="eastAsia"/>
-        </w:rPr>
-        <w:t>一，完成：</w:t>
+      <w:proofErr w:type="gramStart"/>
+      <w:r>
+        <w:rPr>
+          <w:rFonts w:hint="eastAsia"/>
+        </w:rPr>
+        <w:t>一</w:t>
+      </w:r>
+      <w:proofErr w:type="gramEnd"/>
+      <w:r>
+        <w:rPr>
+          <w:rFonts w:hint="eastAsia"/>
+        </w:rPr>
+        <w:t>，完成：</w:t>
       </w:r>
     </w:p>
     <w:p>
@@ -485,7 +567,21 @@
         <w:rPr>
           <w:rFonts w:hint="eastAsia"/>
         </w:rPr>
-        <w:t>连接了mysql服务器，初步能运行，但仍然存在bug</w:t>
+        <w:t>连接了</w:t>
+      </w:r>
+      <w:proofErr w:type="spellStart"/>
+      <w:r>
+        <w:rPr>
+          <w:rFonts w:hint="eastAsia"/>
+        </w:rPr>
+        <w:t>mysql</w:t>
+      </w:r>
+      <w:proofErr w:type="spellEnd"/>
+      <w:r>
+        <w:rPr>
+          <w:rFonts w:hint="eastAsia"/>
+        </w:rPr>
+        <w:t>服务器，初步能运行，但仍然存在bug</w:t>
       </w:r>
     </w:p>
     <w:p>
@@ -503,7 +599,35 @@
         <w:rPr>
           <w:rFonts w:hint="eastAsia"/>
         </w:rPr>
-        <w:t>汉化了mysql，下载了Navicat软件</w:t>
+        <w:t>汉化了</w:t>
+      </w:r>
+      <w:proofErr w:type="spellStart"/>
+      <w:r>
+        <w:rPr>
+          <w:rFonts w:hint="eastAsia"/>
+        </w:rPr>
+        <w:t>mysql</w:t>
+      </w:r>
+      <w:proofErr w:type="spellEnd"/>
+      <w:r>
+        <w:rPr>
+          <w:rFonts w:hint="eastAsia"/>
+        </w:rPr>
+        <w:t>，下载了</w:t>
+      </w:r>
+      <w:proofErr w:type="spellStart"/>
+      <w:r>
+        <w:rPr>
+          <w:rFonts w:hint="eastAsia"/>
+        </w:rPr>
+        <w:t>Navicat</w:t>
+      </w:r>
+      <w:proofErr w:type="spellEnd"/>
+      <w:r>
+        <w:rPr>
+          <w:rFonts w:hint="eastAsia"/>
+        </w:rPr>
+        <w:t>软件</w:t>
       </w:r>
     </w:p>
     <w:p>
@@ -682,13 +806,23 @@
           <w:rFonts w:hint="eastAsia"/>
         </w:rPr>
       </w:pPr>
+      <w:proofErr w:type="gramStart"/>
       <w:r>
         <w:rPr>
           <w:rFonts w:hint="eastAsia"/>
           <w:b/>
           <w:bCs/>
         </w:rPr>
-        <w:t>一，完成</w:t>
+        <w:t>一</w:t>
+      </w:r>
+      <w:proofErr w:type="gramEnd"/>
+      <w:r>
+        <w:rPr>
+          <w:rFonts w:hint="eastAsia"/>
+          <w:b/>
+          <w:bCs/>
+        </w:rPr>
+        <w:t>，完成</w:t>
       </w:r>
       <w:r>
         <w:rPr>
@@ -730,7 +864,21 @@
         <w:rPr>
           <w:rFonts w:hint="eastAsia"/>
         </w:rPr>
-        <w:t>成功能连接mysql，初步熟悉操作连接的步骤</w:t>
+        <w:t>成功能连接</w:t>
+      </w:r>
+      <w:proofErr w:type="spellStart"/>
+      <w:r>
+        <w:rPr>
+          <w:rFonts w:hint="eastAsia"/>
+        </w:rPr>
+        <w:t>mysql</w:t>
+      </w:r>
+      <w:proofErr w:type="spellEnd"/>
+      <w:r>
+        <w:rPr>
+          <w:rFonts w:hint="eastAsia"/>
+        </w:rPr>
+        <w:t>，初步熟悉操作连接的步骤</w:t>
       </w:r>
     </w:p>
     <w:p>
@@ -804,11 +952,19 @@
           <w:rFonts w:hint="eastAsia"/>
         </w:rPr>
       </w:pPr>
-      <w:r>
-        <w:rPr>
-          <w:rFonts w:hint="eastAsia"/>
-        </w:rPr>
-        <w:t>一，页面布局：</w:t>
+      <w:proofErr w:type="gramStart"/>
+      <w:r>
+        <w:rPr>
+          <w:rFonts w:hint="eastAsia"/>
+        </w:rPr>
+        <w:t>一</w:t>
+      </w:r>
+      <w:proofErr w:type="gramEnd"/>
+      <w:r>
+        <w:rPr>
+          <w:rFonts w:hint="eastAsia"/>
+        </w:rPr>
+        <w:t>，页面布局：</w:t>
       </w:r>
       <w:r>
         <w:br/>
@@ -843,7 +999,21 @@
         <w:rPr>
           <w:rFonts w:hint="eastAsia"/>
         </w:rPr>
-        <w:t>（3）左栏增加心情日历这一行</w:t>
+        <w:t>（3）左</w:t>
+      </w:r>
+      <w:proofErr w:type="gramStart"/>
+      <w:r>
+        <w:rPr>
+          <w:rFonts w:hint="eastAsia"/>
+        </w:rPr>
+        <w:t>栏增加</w:t>
+      </w:r>
+      <w:proofErr w:type="gramEnd"/>
+      <w:r>
+        <w:rPr>
+          <w:rFonts w:hint="eastAsia"/>
+        </w:rPr>
+        <w:t>心情日历这一行</w:t>
       </w:r>
     </w:p>
     <w:p>
@@ -918,8 +1088,36 @@
           <w:b/>
           <w:bCs/>
         </w:rPr>
-        <w:t>pyuic5 -o 转化后UI文件名.py 需要转化的UI文件名.ui</w:t>
-      </w:r>
+        <w:t>pyuic5 -o 转化后UI文件名.</w:t>
+      </w:r>
+      <w:proofErr w:type="spellStart"/>
+      <w:r>
+        <w:rPr>
+          <w:rFonts w:hint="eastAsia"/>
+          <w:b/>
+          <w:bCs/>
+        </w:rPr>
+        <w:t>py</w:t>
+      </w:r>
+      <w:proofErr w:type="spellEnd"/>
+      <w:r>
+        <w:rPr>
+          <w:rFonts w:hint="eastAsia"/>
+          <w:b/>
+          <w:bCs/>
+        </w:rPr>
+        <w:t xml:space="preserve"> 需要转化的UI文件名.</w:t>
+      </w:r>
+      <w:proofErr w:type="spellStart"/>
+      <w:r>
+        <w:rPr>
+          <w:rFonts w:hint="eastAsia"/>
+          <w:b/>
+          <w:bCs/>
+        </w:rPr>
+        <w:t>ui</w:t>
+      </w:r>
+      <w:proofErr w:type="spellEnd"/>
     </w:p>
     <w:p>
       <w:pPr>
@@ -944,19 +1142,55 @@
         <w:rPr>
           <w:rFonts w:hint="eastAsia"/>
         </w:rPr>
-        <w:t>（1）之前每次登录到主页之间一般有将近20s的事件主要是因为view\home_window中</w:t>
-      </w:r>
-      <w:r>
-        <w:rPr>
-          <w:rFonts w:hint="eastAsia"/>
-        </w:rPr>
-        <w:t>def show_douban(self):</w:t>
-      </w:r>
-      <w:r>
-        <w:rPr>
-          <w:rFonts w:hint="eastAsia"/>
-        </w:rPr>
-        <w:t>爬取照片费时间，删除后即可快速进入主页</w:t>
+        <w:t>（1）之前每次登录到主页之间一般有将近20s的事件主要是因为view\</w:t>
+      </w:r>
+      <w:proofErr w:type="spellStart"/>
+      <w:r>
+        <w:rPr>
+          <w:rFonts w:hint="eastAsia"/>
+        </w:rPr>
+        <w:t>home_window</w:t>
+      </w:r>
+      <w:proofErr w:type="spellEnd"/>
+      <w:r>
+        <w:rPr>
+          <w:rFonts w:hint="eastAsia"/>
+        </w:rPr>
+        <w:t>中</w:t>
+      </w:r>
+      <w:r>
+        <w:rPr>
+          <w:rFonts w:hint="eastAsia"/>
+        </w:rPr>
+        <w:t xml:space="preserve">def </w:t>
+      </w:r>
+      <w:proofErr w:type="spellStart"/>
+      <w:r>
+        <w:rPr>
+          <w:rFonts w:hint="eastAsia"/>
+        </w:rPr>
+        <w:t>show_douban</w:t>
+      </w:r>
+      <w:proofErr w:type="spellEnd"/>
+      <w:r>
+        <w:rPr>
+          <w:rFonts w:hint="eastAsia"/>
+        </w:rPr>
+        <w:t>(self):</w:t>
+      </w:r>
+      <w:proofErr w:type="gramStart"/>
+      <w:r>
+        <w:rPr>
+          <w:rFonts w:hint="eastAsia"/>
+        </w:rPr>
+        <w:t>爬取照片</w:t>
+      </w:r>
+      <w:proofErr w:type="gramEnd"/>
+      <w:r>
+        <w:rPr>
+          <w:rFonts w:hint="eastAsia"/>
+        </w:rPr>
+        <w:t>费时间，删除后即可快速进入主页</w:t>
       </w:r>
     </w:p>
     <w:p>
@@ -975,7 +1209,49 @@
         <w:rPr>
           <w:rFonts w:hint="eastAsia"/>
         </w:rPr>
-        <w:t>可以将mysql转化为sqlite语句，这样就不用配mysql服务器，可以直接运行</w:t>
+        <w:t>可以将</w:t>
+      </w:r>
+      <w:proofErr w:type="spellStart"/>
+      <w:r>
+        <w:rPr>
+          <w:rFonts w:hint="eastAsia"/>
+        </w:rPr>
+        <w:t>mysql</w:t>
+      </w:r>
+      <w:proofErr w:type="spellEnd"/>
+      <w:r>
+        <w:rPr>
+          <w:rFonts w:hint="eastAsia"/>
+        </w:rPr>
+        <w:t>转化为</w:t>
+      </w:r>
+      <w:proofErr w:type="spellStart"/>
+      <w:r>
+        <w:rPr>
+          <w:rFonts w:hint="eastAsia"/>
+        </w:rPr>
+        <w:t>sqlite</w:t>
+      </w:r>
+      <w:proofErr w:type="spellEnd"/>
+      <w:r>
+        <w:rPr>
+          <w:rFonts w:hint="eastAsia"/>
+        </w:rPr>
+        <w:t>语句，这样就不用配</w:t>
+      </w:r>
+      <w:proofErr w:type="spellStart"/>
+      <w:r>
+        <w:rPr>
+          <w:rFonts w:hint="eastAsia"/>
+        </w:rPr>
+        <w:t>mysql</w:t>
+      </w:r>
+      <w:proofErr w:type="spellEnd"/>
+      <w:r>
+        <w:rPr>
+          <w:rFonts w:hint="eastAsia"/>
+        </w:rPr>
+        <w:t>服务器，可以直接运行</w:t>
       </w:r>
     </w:p>
     <w:p>
@@ -1010,37 +1286,101 @@
           <w:rFonts w:hint="eastAsia"/>
         </w:rPr>
       </w:pPr>
-      <w:r>
-        <w:rPr>
-          <w:rFonts w:hint="eastAsia"/>
-        </w:rPr>
-        <w:t>一，完成：</w:t>
-      </w:r>
-    </w:p>
-    <w:p>
-      <w:pPr>
-        <w:rPr>
-          <w:rFonts w:hint="eastAsia"/>
-        </w:rPr>
-      </w:pPr>
-      <w:r>
-        <w:rPr>
-          <w:rFonts w:hint="eastAsia"/>
-        </w:rPr>
-        <w:t>（1）大致了解的系统的运行结构，ui文件中的py都是有ui直接转化，故到时需要重新排版，找到了浪费登录页面时间的爬虫功能，需要删除然后修改</w:t>
-      </w:r>
-    </w:p>
-    <w:p>
-      <w:pPr>
-        <w:rPr>
-          <w:rFonts w:hint="eastAsia"/>
-        </w:rPr>
-      </w:pPr>
-      <w:r>
-        <w:rPr>
-          <w:rFonts w:hint="eastAsia"/>
-        </w:rPr>
-        <w:t>（2）获得了chatgpt4.0会员等等，可以考虑重新做项目还是在原有基础上进行修改</w:t>
+      <w:proofErr w:type="gramStart"/>
+      <w:r>
+        <w:rPr>
+          <w:rFonts w:hint="eastAsia"/>
+        </w:rPr>
+        <w:t>一</w:t>
+      </w:r>
+      <w:proofErr w:type="gramEnd"/>
+      <w:r>
+        <w:rPr>
+          <w:rFonts w:hint="eastAsia"/>
+        </w:rPr>
+        <w:t>，完成：</w:t>
+      </w:r>
+    </w:p>
+    <w:p>
+      <w:pPr>
+        <w:rPr>
+          <w:rFonts w:hint="eastAsia"/>
+        </w:rPr>
+      </w:pPr>
+      <w:r>
+        <w:rPr>
+          <w:rFonts w:hint="eastAsia"/>
+        </w:rPr>
+        <w:t>（1）大致了解的系统的运行结构，</w:t>
+      </w:r>
+      <w:proofErr w:type="spellStart"/>
+      <w:r>
+        <w:rPr>
+          <w:rFonts w:hint="eastAsia"/>
+        </w:rPr>
+        <w:t>ui</w:t>
+      </w:r>
+      <w:proofErr w:type="spellEnd"/>
+      <w:r>
+        <w:rPr>
+          <w:rFonts w:hint="eastAsia"/>
+        </w:rPr>
+        <w:t>文件中的</w:t>
+      </w:r>
+      <w:proofErr w:type="spellStart"/>
+      <w:r>
+        <w:rPr>
+          <w:rFonts w:hint="eastAsia"/>
+        </w:rPr>
+        <w:t>py</w:t>
+      </w:r>
+      <w:proofErr w:type="spellEnd"/>
+      <w:r>
+        <w:rPr>
+          <w:rFonts w:hint="eastAsia"/>
+        </w:rPr>
+        <w:t>都是有</w:t>
+      </w:r>
+      <w:proofErr w:type="spellStart"/>
+      <w:r>
+        <w:rPr>
+          <w:rFonts w:hint="eastAsia"/>
+        </w:rPr>
+        <w:t>ui</w:t>
+      </w:r>
+      <w:proofErr w:type="spellEnd"/>
+      <w:r>
+        <w:rPr>
+          <w:rFonts w:hint="eastAsia"/>
+        </w:rPr>
+        <w:t>直接转化，故到时需要重新排版，找到了浪费登录页面时间的爬虫功能，需要删除然后修改</w:t>
+      </w:r>
+    </w:p>
+    <w:p>
+      <w:pPr>
+        <w:rPr>
+          <w:rFonts w:hint="eastAsia"/>
+        </w:rPr>
+      </w:pPr>
+      <w:r>
+        <w:rPr>
+          <w:rFonts w:hint="eastAsia"/>
+        </w:rPr>
+        <w:t>（2）获得了chatgpt4.0会员等等，可以考虑重新</w:t>
+      </w:r>
+      <w:proofErr w:type="gramStart"/>
+      <w:r>
+        <w:rPr>
+          <w:rFonts w:hint="eastAsia"/>
+        </w:rPr>
+        <w:t>做项目</w:t>
+      </w:r>
+      <w:proofErr w:type="gramEnd"/>
+      <w:r>
+        <w:rPr>
+          <w:rFonts w:hint="eastAsia"/>
+        </w:rPr>
+        <w:t>还是在原有基础上进行修改</w:t>
       </w:r>
     </w:p>
     <w:p>
@@ -1062,20 +1402,76 @@
         <w:rPr>
           <w:rFonts w:hint="eastAsia"/>
         </w:rPr>
-        <w:t>（1）将主页内和书相关的全部删去，改成与项目相关的</w:t>
-      </w:r>
-    </w:p>
-    <w:p>
-      <w:pPr>
-        <w:rPr>
-          <w:rFonts w:hint="eastAsia"/>
-        </w:rPr>
-      </w:pPr>
-      <w:r>
-        <w:rPr>
-          <w:rFonts w:hint="eastAsia"/>
-        </w:rPr>
-        <w:t>（2）将mysql数据库改成使用sqlite数据库轻量级，方便后续进行打包成exe文件运行，同理，mysql的语句也要进行修改使其可以符合项目需求</w:t>
+        <w:t>（1）将主页内和</w:t>
+      </w:r>
+      <w:proofErr w:type="gramStart"/>
+      <w:r>
+        <w:rPr>
+          <w:rFonts w:hint="eastAsia"/>
+        </w:rPr>
+        <w:t>书相关</w:t>
+      </w:r>
+      <w:proofErr w:type="gramEnd"/>
+      <w:r>
+        <w:rPr>
+          <w:rFonts w:hint="eastAsia"/>
+        </w:rPr>
+        <w:t>的全部删去，改成与项目相关的</w:t>
+      </w:r>
+    </w:p>
+    <w:p>
+      <w:pPr>
+        <w:rPr>
+          <w:rFonts w:hint="eastAsia"/>
+        </w:rPr>
+      </w:pPr>
+      <w:r>
+        <w:rPr>
+          <w:rFonts w:hint="eastAsia"/>
+        </w:rPr>
+        <w:t>（2）将</w:t>
+      </w:r>
+      <w:proofErr w:type="spellStart"/>
+      <w:r>
+        <w:rPr>
+          <w:rFonts w:hint="eastAsia"/>
+        </w:rPr>
+        <w:t>mysql</w:t>
+      </w:r>
+      <w:proofErr w:type="spellEnd"/>
+      <w:r>
+        <w:rPr>
+          <w:rFonts w:hint="eastAsia"/>
+        </w:rPr>
+        <w:t>数据库改成使用</w:t>
+      </w:r>
+      <w:proofErr w:type="spellStart"/>
+      <w:r>
+        <w:rPr>
+          <w:rFonts w:hint="eastAsia"/>
+        </w:rPr>
+        <w:t>sqlite</w:t>
+      </w:r>
+      <w:proofErr w:type="spellEnd"/>
+      <w:r>
+        <w:rPr>
+          <w:rFonts w:hint="eastAsia"/>
+        </w:rPr>
+        <w:t>数据库轻量级，方便后续进行打包成exe文件运行，同理，</w:t>
+      </w:r>
+      <w:proofErr w:type="spellStart"/>
+      <w:r>
+        <w:rPr>
+          <w:rFonts w:hint="eastAsia"/>
+        </w:rPr>
+        <w:t>mysql</w:t>
+      </w:r>
+      <w:proofErr w:type="spellEnd"/>
+      <w:r>
+        <w:rPr>
+          <w:rFonts w:hint="eastAsia"/>
+        </w:rPr>
+        <w:t>的语句也要进行修改使其可以符合项目需求</w:t>
       </w:r>
     </w:p>
     <w:p>
@@ -1138,11 +1534,19 @@
           <w:rFonts w:hint="eastAsia"/>
         </w:rPr>
       </w:pPr>
-      <w:r>
-        <w:rPr>
-          <w:rFonts w:hint="eastAsia"/>
-        </w:rPr>
-        <w:t>一，</w:t>
+      <w:proofErr w:type="gramStart"/>
+      <w:r>
+        <w:rPr>
+          <w:rFonts w:hint="eastAsia"/>
+        </w:rPr>
+        <w:t>一</w:t>
+      </w:r>
+      <w:proofErr w:type="gramEnd"/>
+      <w:r>
+        <w:rPr>
+          <w:rFonts w:hint="eastAsia"/>
+        </w:rPr>
+        <w:t>，</w:t>
       </w:r>
       <w:r>
         <w:rPr>
@@ -1192,7 +1596,21 @@
         <w:rPr>
           <w:rFonts w:hint="eastAsia"/>
         </w:rPr>
-        <w:t>初步将有关图书的内容修改成亿途的内容</w:t>
+        <w:t>初步将有关图书的内容修改</w:t>
+      </w:r>
+      <w:proofErr w:type="gramStart"/>
+      <w:r>
+        <w:rPr>
+          <w:rFonts w:hint="eastAsia"/>
+        </w:rPr>
+        <w:t>成亿途的</w:t>
+      </w:r>
+      <w:proofErr w:type="gramEnd"/>
+      <w:r>
+        <w:rPr>
+          <w:rFonts w:hint="eastAsia"/>
+        </w:rPr>
+        <w:t>内容</w:t>
       </w:r>
     </w:p>
     <w:p>
@@ -1210,7 +1628,21 @@
         <w:rPr>
           <w:rFonts w:hint="eastAsia"/>
         </w:rPr>
-        <w:t>微调了ui布局</w:t>
+        <w:t>微调了</w:t>
+      </w:r>
+      <w:proofErr w:type="spellStart"/>
+      <w:r>
+        <w:rPr>
+          <w:rFonts w:hint="eastAsia"/>
+        </w:rPr>
+        <w:t>ui</w:t>
+      </w:r>
+      <w:proofErr w:type="spellEnd"/>
+      <w:r>
+        <w:rPr>
+          <w:rFonts w:hint="eastAsia"/>
+        </w:rPr>
+        <w:t>布局</w:t>
       </w:r>
     </w:p>
     <w:p>
@@ -1241,8 +1673,30 @@
         <w:rPr>
           <w:rFonts w:hint="eastAsia"/>
         </w:rPr>
-        <w:t>将各个模块的功能实现，删除原先的mysql存储，改成使用sqlite</w:t>
-      </w:r>
+        <w:t>将各个模块的功能实现，删除原先的</w:t>
+      </w:r>
+      <w:proofErr w:type="spellStart"/>
+      <w:r>
+        <w:rPr>
+          <w:rFonts w:hint="eastAsia"/>
+        </w:rPr>
+        <w:t>mysql</w:t>
+      </w:r>
+      <w:proofErr w:type="spellEnd"/>
+      <w:r>
+        <w:rPr>
+          <w:rFonts w:hint="eastAsia"/>
+        </w:rPr>
+        <w:t>存储，改成使用</w:t>
+      </w:r>
+      <w:proofErr w:type="spellStart"/>
+      <w:r>
+        <w:rPr>
+          <w:rFonts w:hint="eastAsia"/>
+        </w:rPr>
+        <w:t>sqlite</w:t>
+      </w:r>
+      <w:proofErr w:type="spellEnd"/>
     </w:p>
     <w:p>
       <w:pPr>
@@ -1296,11 +1750,19 @@
           <w:rFonts w:hint="eastAsia"/>
         </w:rPr>
       </w:pPr>
-      <w:r>
-        <w:rPr>
-          <w:rFonts w:hint="eastAsia"/>
-        </w:rPr>
-        <w:t>一，完成：</w:t>
+      <w:proofErr w:type="gramStart"/>
+      <w:r>
+        <w:rPr>
+          <w:rFonts w:hint="eastAsia"/>
+        </w:rPr>
+        <w:t>一</w:t>
+      </w:r>
+      <w:proofErr w:type="gramEnd"/>
+      <w:r>
+        <w:rPr>
+          <w:rFonts w:hint="eastAsia"/>
+        </w:rPr>
+        <w:t>，完成：</w:t>
       </w:r>
     </w:p>
     <w:p>
@@ -1367,7 +1829,35 @@
         <w:rPr>
           <w:rFonts w:hint="eastAsia"/>
         </w:rPr>
-        <w:t>将mysql转化为sqlite语句（重要）改对应的字段名</w:t>
+        <w:t>将</w:t>
+      </w:r>
+      <w:proofErr w:type="spellStart"/>
+      <w:r>
+        <w:rPr>
+          <w:rFonts w:hint="eastAsia"/>
+        </w:rPr>
+        <w:t>mysql</w:t>
+      </w:r>
+      <w:proofErr w:type="spellEnd"/>
+      <w:r>
+        <w:rPr>
+          <w:rFonts w:hint="eastAsia"/>
+        </w:rPr>
+        <w:t>转化为</w:t>
+      </w:r>
+      <w:proofErr w:type="spellStart"/>
+      <w:r>
+        <w:rPr>
+          <w:rFonts w:hint="eastAsia"/>
+        </w:rPr>
+        <w:t>sqlite</w:t>
+      </w:r>
+      <w:proofErr w:type="spellEnd"/>
+      <w:r>
+        <w:rPr>
+          <w:rFonts w:hint="eastAsia"/>
+        </w:rPr>
+        <w:t>语句（重要）改对应的字段名</w:t>
       </w:r>
     </w:p>
     <w:p>
@@ -1395,15 +1885,52 @@
           <w:ilvl w:val="0"/>
           <w:numId w:val="17"/>
         </w:numPr>
-      </w:pPr>
-      <w:r>
-        <w:rPr>
-          <w:rFonts w:hint="eastAsia"/>
-        </w:rPr>
-        <w:t>修改home的ui,也是增加添加add_goal_button按钮，点击后弹出添加页面</w:t>
-      </w:r>
-    </w:p>
-    <w:p/>
+        <w:rPr>
+          <w:rFonts w:hint="eastAsia"/>
+        </w:rPr>
+      </w:pPr>
+      <w:r>
+        <w:rPr>
+          <w:rFonts w:hint="eastAsia"/>
+        </w:rPr>
+        <w:t>修改home的</w:t>
+      </w:r>
+      <w:proofErr w:type="spellStart"/>
+      <w:r>
+        <w:rPr>
+          <w:rFonts w:hint="eastAsia"/>
+        </w:rPr>
+        <w:t>ui</w:t>
+      </w:r>
+      <w:proofErr w:type="spellEnd"/>
+      <w:r>
+        <w:rPr>
+          <w:rFonts w:hint="eastAsia"/>
+        </w:rPr>
+        <w:t>,也是增加添加</w:t>
+      </w:r>
+      <w:proofErr w:type="spellStart"/>
+      <w:r>
+        <w:rPr>
+          <w:rFonts w:hint="eastAsia"/>
+        </w:rPr>
+        <w:t>add_goal_button</w:t>
+      </w:r>
+      <w:proofErr w:type="spellEnd"/>
+      <w:r>
+        <w:rPr>
+          <w:rFonts w:hint="eastAsia"/>
+        </w:rPr>
+        <w:t>按钮，点击后弹出添加页面</w:t>
+      </w:r>
+    </w:p>
+    <w:p>
+      <w:pPr>
+        <w:rPr>
+          <w:rFonts w:hint="eastAsia"/>
+        </w:rPr>
+      </w:pPr>
+    </w:p>
     <w:p>
       <w:pPr>
         <w:keepNext/>
@@ -1420,6 +1947,7 @@
           <w:szCs w:val="28"/>
         </w:rPr>
       </w:pPr>
+      <w:bookmarkStart w:id="2" w:name="_Hlk199187837"/>
       <w:r>
         <w:rPr>
           <w:rFonts w:cstheme="majorBidi" w:hint="eastAsia"/>
@@ -1487,12 +2015,26 @@
         <w:t>57</w:t>
       </w:r>
     </w:p>
-    <w:p>
-      <w:r>
-        <w:rPr>
-          <w:rFonts w:hint="eastAsia"/>
-        </w:rPr>
-        <w:t>一，完成：</w:t>
+    <w:bookmarkEnd w:id="2"/>
+    <w:p>
+      <w:pPr>
+        <w:rPr>
+          <w:rFonts w:hint="eastAsia"/>
+        </w:rPr>
+      </w:pPr>
+      <w:proofErr w:type="gramStart"/>
+      <w:r>
+        <w:rPr>
+          <w:rFonts w:hint="eastAsia"/>
+        </w:rPr>
+        <w:t>一</w:t>
+      </w:r>
+      <w:proofErr w:type="gramEnd"/>
+      <w:r>
+        <w:rPr>
+          <w:rFonts w:hint="eastAsia"/>
+        </w:rPr>
+        <w:t>，完成：</w:t>
       </w:r>
     </w:p>
     <w:p>
@@ -1502,15 +2044,37 @@
           <w:ilvl w:val="0"/>
           <w:numId w:val="18"/>
         </w:numPr>
-      </w:pPr>
-      <w:r>
-        <w:rPr>
-          <w:rFonts w:hint="eastAsia"/>
-        </w:rPr>
-        <w:t>初步实现了使用SQlite进行存储首页的目标制定和活动公告</w:t>
-      </w:r>
-    </w:p>
-    <w:p>
+        <w:rPr>
+          <w:rFonts w:hint="eastAsia"/>
+        </w:rPr>
+      </w:pPr>
+      <w:r>
+        <w:rPr>
+          <w:rFonts w:hint="eastAsia"/>
+        </w:rPr>
+        <w:t>初步实现了使用</w:t>
+      </w:r>
+      <w:proofErr w:type="spellStart"/>
+      <w:r>
+        <w:rPr>
+          <w:rFonts w:hint="eastAsia"/>
+        </w:rPr>
+        <w:t>SQlite</w:t>
+      </w:r>
+      <w:proofErr w:type="spellEnd"/>
+      <w:r>
+        <w:rPr>
+          <w:rFonts w:hint="eastAsia"/>
+        </w:rPr>
+        <w:t>进行存储首页的目标制定和活动公告</w:t>
+      </w:r>
+    </w:p>
+    <w:p>
+      <w:pPr>
+        <w:rPr>
+          <w:rFonts w:hint="eastAsia"/>
+        </w:rPr>
+      </w:pPr>
       <w:r>
         <w:rPr>
           <w:rFonts w:hint="eastAsia"/>
@@ -1525,13 +2089,44 @@
           <w:ilvl w:val="0"/>
           <w:numId w:val="19"/>
         </w:numPr>
+        <w:rPr>
+          <w:rFonts w:hint="eastAsia"/>
+        </w:rPr>
       </w:pPr>
       <w:r>
         <w:rPr>
           <w:rFonts w:hint="eastAsia"/>
         </w:rPr>
         <w:lastRenderedPageBreak/>
-        <w:t>修改成为管理员可以查看用户数据的模式，增加用户id字段，把原先调用DBhelp全部改成使用Sqlite即可</w:t>
+        <w:t>修改成为管理员可以查看用户数据的模式，增加用户id字段，把原先调用</w:t>
+      </w:r>
+      <w:proofErr w:type="spellStart"/>
+      <w:r>
+        <w:rPr>
+          <w:rFonts w:hint="eastAsia"/>
+        </w:rPr>
+        <w:t>DBhelp</w:t>
+      </w:r>
+      <w:proofErr w:type="spellEnd"/>
+      <w:r>
+        <w:rPr>
+          <w:rFonts w:hint="eastAsia"/>
+        </w:rPr>
+        <w:t>全部改成使用</w:t>
+      </w:r>
+      <w:proofErr w:type="spellStart"/>
+      <w:r>
+        <w:rPr>
+          <w:rFonts w:hint="eastAsia"/>
+        </w:rPr>
+        <w:t>Sqlite</w:t>
+      </w:r>
+      <w:proofErr w:type="spellEnd"/>
+      <w:r>
+        <w:rPr>
+          <w:rFonts w:hint="eastAsia"/>
+        </w:rPr>
+        <w:t>即可</w:t>
       </w:r>
     </w:p>
     <w:p>
@@ -1541,13 +2136,38 @@
           <w:ilvl w:val="0"/>
           <w:numId w:val="19"/>
         </w:numPr>
-      </w:pPr>
-      <w:r>
-        <w:rPr>
-          <w:rFonts w:hint="eastAsia"/>
-        </w:rPr>
-        <w:t>修改ui页面设计, 修改表格栏数量，美化ui</w:t>
-      </w:r>
+        <w:rPr>
+          <w:rFonts w:hint="eastAsia"/>
+        </w:rPr>
+      </w:pPr>
+      <w:r>
+        <w:rPr>
+          <w:rFonts w:hint="eastAsia"/>
+        </w:rPr>
+        <w:t>修改</w:t>
+      </w:r>
+      <w:proofErr w:type="spellStart"/>
+      <w:r>
+        <w:rPr>
+          <w:rFonts w:hint="eastAsia"/>
+        </w:rPr>
+        <w:t>ui</w:t>
+      </w:r>
+      <w:proofErr w:type="spellEnd"/>
+      <w:r>
+        <w:rPr>
+          <w:rFonts w:hint="eastAsia"/>
+        </w:rPr>
+        <w:t>页面设计, 修改表格栏数量，美化</w:t>
+      </w:r>
+      <w:proofErr w:type="spellStart"/>
+      <w:r>
+        <w:rPr>
+          <w:rFonts w:hint="eastAsia"/>
+        </w:rPr>
+        <w:t>ui</w:t>
+      </w:r>
+      <w:proofErr w:type="spellEnd"/>
     </w:p>
     <w:p>
       <w:pPr>
@@ -1564,7 +2184,1445 @@
         <w:rPr>
           <w:rFonts w:hint="eastAsia"/>
         </w:rPr>
-        <w:t>将重复的Sqlite代码看能否合并为一个代码通过调用来使用，一定要区别开成就管理系统和事件记录系统等系统，增加每个系统的独特功能，可以多搞一些ui界面进行使用</w:t>
+        <w:t>将重复的</w:t>
+      </w:r>
+      <w:proofErr w:type="spellStart"/>
+      <w:r>
+        <w:rPr>
+          <w:rFonts w:hint="eastAsia"/>
+        </w:rPr>
+        <w:t>Sqlite</w:t>
+      </w:r>
+      <w:proofErr w:type="spellEnd"/>
+      <w:r>
+        <w:rPr>
+          <w:rFonts w:hint="eastAsia"/>
+        </w:rPr>
+        <w:t>代码看能否合并为一个代码通过调用来使用，一定要区别</w:t>
+      </w:r>
+      <w:proofErr w:type="gramStart"/>
+      <w:r>
+        <w:rPr>
+          <w:rFonts w:hint="eastAsia"/>
+        </w:rPr>
+        <w:t>开成就</w:t>
+      </w:r>
+      <w:proofErr w:type="gramEnd"/>
+      <w:r>
+        <w:rPr>
+          <w:rFonts w:hint="eastAsia"/>
+        </w:rPr>
+        <w:t>管理系统和事件记录系统等系统，增加每个系统的独特功能，可以多搞一些</w:t>
+      </w:r>
+      <w:proofErr w:type="spellStart"/>
+      <w:r>
+        <w:rPr>
+          <w:rFonts w:hint="eastAsia"/>
+        </w:rPr>
+        <w:t>ui</w:t>
+      </w:r>
+      <w:proofErr w:type="spellEnd"/>
+      <w:r>
+        <w:rPr>
+          <w:rFonts w:hint="eastAsia"/>
+        </w:rPr>
+        <w:t>界面进行使用</w:t>
+      </w:r>
+    </w:p>
+    <w:p>
+      <w:pPr>
+        <w:rPr>
+          <w:rFonts w:hint="eastAsia"/>
+        </w:rPr>
+      </w:pPr>
+    </w:p>
+    <w:p>
+      <w:pPr>
+        <w:keepNext/>
+        <w:keepLines/>
+        <w:spacing w:before="80" w:after="40"/>
+        <w:jc w:val="center"/>
+        <w:outlineLvl w:val="3"/>
+        <w:rPr>
+          <w:rFonts w:cstheme="majorBidi" w:hint="eastAsia"/>
+          <w:b/>
+          <w:bCs/>
+          <w:color w:val="000000" w:themeColor="text1"/>
+          <w:sz w:val="28"/>
+          <w:szCs w:val="28"/>
+        </w:rPr>
+      </w:pPr>
+      <w:r>
+        <w:rPr>
+          <w:rFonts w:cstheme="majorBidi" w:hint="eastAsia"/>
+          <w:b/>
+          <w:bCs/>
+          <w:color w:val="000000" w:themeColor="text1"/>
+          <w:sz w:val="28"/>
+          <w:szCs w:val="28"/>
+        </w:rPr>
+        <w:t>日期:2025.5.2</w:t>
+      </w:r>
+      <w:r>
+        <w:rPr>
+          <w:rFonts w:cstheme="majorBidi" w:hint="eastAsia"/>
+          <w:b/>
+          <w:bCs/>
+          <w:color w:val="000000" w:themeColor="text1"/>
+          <w:sz w:val="28"/>
+          <w:szCs w:val="28"/>
+        </w:rPr>
+        <w:t>6</w:t>
+      </w:r>
+      <w:r>
+        <w:rPr>
+          <w:rFonts w:cstheme="majorBidi" w:hint="eastAsia"/>
+          <w:b/>
+          <w:bCs/>
+          <w:color w:val="000000" w:themeColor="text1"/>
+          <w:sz w:val="28"/>
+          <w:szCs w:val="28"/>
+        </w:rPr>
+        <w:t>.</w:t>
+      </w:r>
+      <w:r>
+        <w:rPr>
+          <w:rFonts w:cstheme="majorBidi" w:hint="eastAsia"/>
+          <w:b/>
+          <w:bCs/>
+          <w:color w:val="000000" w:themeColor="text1"/>
+          <w:sz w:val="28"/>
+          <w:szCs w:val="28"/>
+        </w:rPr>
+        <w:t>21</w:t>
+      </w:r>
+      <w:r>
+        <w:rPr>
+          <w:rFonts w:cstheme="majorBidi" w:hint="eastAsia"/>
+          <w:b/>
+          <w:bCs/>
+          <w:color w:val="000000" w:themeColor="text1"/>
+          <w:sz w:val="28"/>
+          <w:szCs w:val="28"/>
+        </w:rPr>
+        <w:t>.</w:t>
+      </w:r>
+      <w:r>
+        <w:rPr>
+          <w:rFonts w:cstheme="majorBidi" w:hint="eastAsia"/>
+          <w:b/>
+          <w:bCs/>
+          <w:color w:val="000000" w:themeColor="text1"/>
+          <w:sz w:val="28"/>
+          <w:szCs w:val="28"/>
+        </w:rPr>
+        <w:t>37</w:t>
+      </w:r>
+    </w:p>
+    <w:p>
+      <w:pPr>
+        <w:rPr>
+          <w:rFonts w:hint="eastAsia"/>
+        </w:rPr>
+      </w:pPr>
+      <w:proofErr w:type="gramStart"/>
+      <w:r>
+        <w:rPr>
+          <w:rFonts w:hint="eastAsia"/>
+        </w:rPr>
+        <w:t>一</w:t>
+      </w:r>
+      <w:proofErr w:type="gramEnd"/>
+      <w:r>
+        <w:rPr>
+          <w:rFonts w:hint="eastAsia"/>
+        </w:rPr>
+        <w:t>，完成：</w:t>
+      </w:r>
+    </w:p>
+    <w:p>
+      <w:pPr>
+        <w:pStyle w:val="a9"/>
+        <w:numPr>
+          <w:ilvl w:val="0"/>
+          <w:numId w:val="20"/>
+        </w:numPr>
+        <w:rPr>
+          <w:rFonts w:hint="eastAsia"/>
+        </w:rPr>
+      </w:pPr>
+      <w:r>
+        <w:rPr>
+          <w:rFonts w:hint="eastAsia"/>
+        </w:rPr>
+        <w:t>对PyQt5的运用稍微熟悉了些，能做一些简单的页面</w:t>
+      </w:r>
+    </w:p>
+    <w:p>
+      <w:pPr>
+        <w:pStyle w:val="a9"/>
+        <w:numPr>
+          <w:ilvl w:val="0"/>
+          <w:numId w:val="20"/>
+        </w:numPr>
+      </w:pPr>
+      <w:r>
+        <w:rPr>
+          <w:rFonts w:hint="eastAsia"/>
+        </w:rPr>
+        <w:t>美化了登录页面，注册页面，主页面进行了一半</w:t>
+      </w:r>
+    </w:p>
+    <w:p>
+      <w:pPr>
+        <w:pStyle w:val="a9"/>
+        <w:numPr>
+          <w:ilvl w:val="0"/>
+          <w:numId w:val="20"/>
+        </w:numPr>
+      </w:pPr>
+      <w:r>
+        <w:rPr>
+          <w:rFonts w:hint="eastAsia"/>
+        </w:rPr>
+        <w:t>主页添加图标，需要在新的</w:t>
+      </w:r>
+      <w:proofErr w:type="spellStart"/>
+      <w:r>
+        <w:rPr>
+          <w:rFonts w:hint="eastAsia"/>
+        </w:rPr>
+        <w:t>main_window</w:t>
+      </w:r>
+      <w:proofErr w:type="spellEnd"/>
+      <w:r>
+        <w:rPr>
+          <w:rFonts w:hint="eastAsia"/>
+        </w:rPr>
+        <w:t>的</w:t>
+      </w:r>
+      <w:proofErr w:type="spellStart"/>
+      <w:r>
+        <w:rPr>
+          <w:rFonts w:hint="eastAsia"/>
+        </w:rPr>
+        <w:t>setupUI</w:t>
+      </w:r>
+      <w:proofErr w:type="spellEnd"/>
+      <w:r>
+        <w:rPr>
+          <w:rFonts w:hint="eastAsia"/>
+        </w:rPr>
+        <w:t>中末尾中添加（每次更新</w:t>
+      </w:r>
+      <w:proofErr w:type="spellStart"/>
+      <w:r>
+        <w:rPr>
+          <w:rFonts w:hint="eastAsia"/>
+        </w:rPr>
+        <w:t>main_window</w:t>
+      </w:r>
+      <w:proofErr w:type="spellEnd"/>
+      <w:r>
+        <w:rPr>
+          <w:rFonts w:hint="eastAsia"/>
+        </w:rPr>
+        <w:t>时都</w:t>
+      </w:r>
+      <w:proofErr w:type="gramStart"/>
+      <w:r>
+        <w:rPr>
+          <w:rFonts w:hint="eastAsia"/>
+        </w:rPr>
+        <w:t>要主题</w:t>
+      </w:r>
+      <w:proofErr w:type="gramEnd"/>
+      <w:r>
+        <w:rPr>
+          <w:rFonts w:hint="eastAsia"/>
+        </w:rPr>
+        <w:t>添加）</w:t>
+      </w:r>
+    </w:p>
+    <w:p>
+      <w:pPr>
+        <w:widowControl/>
+        <w:shd w:val="clear" w:color="auto" w:fill="FFFFFF"/>
+        <w:tabs>
+          <w:tab w:val="left" w:pos="916"/>
+          <w:tab w:val="left" w:pos="1832"/>
+          <w:tab w:val="left" w:pos="2748"/>
+          <w:tab w:val="left" w:pos="3664"/>
+          <w:tab w:val="left" w:pos="4580"/>
+          <w:tab w:val="left" w:pos="5496"/>
+          <w:tab w:val="left" w:pos="6412"/>
+          <w:tab w:val="left" w:pos="7328"/>
+          <w:tab w:val="left" w:pos="8244"/>
+          <w:tab w:val="left" w:pos="9160"/>
+          <w:tab w:val="left" w:pos="10076"/>
+          <w:tab w:val="left" w:pos="10992"/>
+          <w:tab w:val="left" w:pos="11908"/>
+          <w:tab w:val="left" w:pos="12824"/>
+          <w:tab w:val="left" w:pos="13740"/>
+          <w:tab w:val="left" w:pos="14656"/>
+        </w:tabs>
+        <w:spacing w:after="0" w:line="240" w:lineRule="auto"/>
+        <w:rPr>
+          <w:rFonts w:ascii="Courier New" w:eastAsia="宋体" w:hAnsi="Courier New" w:cs="Courier New"/>
+          <w:color w:val="3F9101"/>
+          <w:kern w:val="0"/>
+          <w:sz w:val="20"/>
+          <w:szCs w:val="20"/>
+          <w14:ligatures w14:val="none"/>
+        </w:rPr>
+      </w:pPr>
+      <w:proofErr w:type="spellStart"/>
+      <w:r>
+        <w:rPr>
+          <w:rFonts w:ascii="Courier New" w:eastAsia="宋体" w:hAnsi="Courier New" w:cs="Courier New"/>
+          <w:color w:val="000000"/>
+          <w:kern w:val="0"/>
+          <w:sz w:val="20"/>
+          <w:szCs w:val="20"/>
+          <w14:ligatures w14:val="none"/>
+        </w:rPr>
+        <w:t>icon_paths</w:t>
+      </w:r>
+      <w:proofErr w:type="spellEnd"/>
+      <w:r>
+        <w:rPr>
+          <w:rFonts w:ascii="Courier New" w:eastAsia="宋体" w:hAnsi="Courier New" w:cs="Courier New"/>
+          <w:color w:val="000000"/>
+          <w:kern w:val="0"/>
+          <w:sz w:val="20"/>
+          <w:szCs w:val="20"/>
+          <w14:ligatures w14:val="none"/>
+        </w:rPr>
+        <w:t xml:space="preserve"> </w:t>
+      </w:r>
+      <w:r>
+        <w:rPr>
+          <w:rFonts w:ascii="Courier New" w:eastAsia="宋体" w:hAnsi="Courier New" w:cs="Courier New"/>
+          <w:color w:val="080808"/>
+          <w:kern w:val="0"/>
+          <w:sz w:val="20"/>
+          <w:szCs w:val="20"/>
+          <w14:ligatures w14:val="none"/>
+        </w:rPr>
+        <w:t xml:space="preserve">= </w:t>
+      </w:r>
+      <w:r>
+        <w:rPr>
+          <w:rFonts w:ascii="Courier New" w:eastAsia="宋体" w:hAnsi="Courier New" w:cs="Courier New"/>
+          <w:color w:val="3F9101"/>
+          <w:kern w:val="0"/>
+          <w:sz w:val="20"/>
+          <w:szCs w:val="20"/>
+          <w14:ligatures w14:val="none"/>
+        </w:rPr>
+        <w:t>[</w:t>
+      </w:r>
+      <w:r>
+        <w:rPr>
+          <w:rFonts w:ascii="Courier New" w:eastAsia="宋体" w:hAnsi="Courier New" w:cs="Courier New"/>
+          <w:color w:val="3F9101"/>
+          <w:kern w:val="0"/>
+          <w:sz w:val="20"/>
+          <w:szCs w:val="20"/>
+          <w14:ligatures w14:val="none"/>
+        </w:rPr>
+        <w:br/>
+        <w:t xml:space="preserve">        </w:t>
+      </w:r>
+      <w:r>
+        <w:rPr>
+          <w:rFonts w:ascii="Courier New" w:eastAsia="宋体" w:hAnsi="Courier New" w:cs="Courier New"/>
+          <w:color w:val="067D17"/>
+          <w:kern w:val="0"/>
+          <w:sz w:val="20"/>
+          <w:szCs w:val="20"/>
+          <w14:ligatures w14:val="none"/>
+        </w:rPr>
+        <w:t>"</w:t>
+      </w:r>
+      <w:proofErr w:type="spellStart"/>
+      <w:r>
+        <w:rPr>
+          <w:rFonts w:ascii="Courier New" w:eastAsia="宋体" w:hAnsi="Courier New" w:cs="Courier New"/>
+          <w:color w:val="067D17"/>
+          <w:kern w:val="0"/>
+          <w:sz w:val="20"/>
+          <w:szCs w:val="20"/>
+          <w14:ligatures w14:val="none"/>
+        </w:rPr>
+        <w:t>ui</w:t>
+      </w:r>
+      <w:proofErr w:type="spellEnd"/>
+      <w:r>
+        <w:rPr>
+          <w:rFonts w:ascii="Courier New" w:eastAsia="宋体" w:hAnsi="Courier New" w:cs="Courier New"/>
+          <w:color w:val="067D17"/>
+          <w:kern w:val="0"/>
+          <w:sz w:val="20"/>
+          <w:szCs w:val="20"/>
+          <w14:ligatures w14:val="none"/>
+        </w:rPr>
+        <w:t>/res1/icons/home.png"</w:t>
+      </w:r>
+      <w:r>
+        <w:rPr>
+          <w:rFonts w:ascii="Courier New" w:eastAsia="宋体" w:hAnsi="Courier New" w:cs="Courier New"/>
+          <w:color w:val="080808"/>
+          <w:kern w:val="0"/>
+          <w:sz w:val="20"/>
+          <w:szCs w:val="20"/>
+          <w14:ligatures w14:val="none"/>
+        </w:rPr>
+        <w:t>,</w:t>
+      </w:r>
+      <w:r>
+        <w:rPr>
+          <w:rFonts w:ascii="Courier New" w:eastAsia="宋体" w:hAnsi="Courier New" w:cs="Courier New"/>
+          <w:color w:val="080808"/>
+          <w:kern w:val="0"/>
+          <w:sz w:val="20"/>
+          <w:szCs w:val="20"/>
+          <w14:ligatures w14:val="none"/>
+        </w:rPr>
+        <w:br/>
+        <w:t xml:space="preserve">        </w:t>
+      </w:r>
+      <w:r>
+        <w:rPr>
+          <w:rFonts w:ascii="Courier New" w:eastAsia="宋体" w:hAnsi="Courier New" w:cs="Courier New"/>
+          <w:color w:val="067D17"/>
+          <w:kern w:val="0"/>
+          <w:sz w:val="20"/>
+          <w:szCs w:val="20"/>
+          <w14:ligatures w14:val="none"/>
+        </w:rPr>
+        <w:t>"</w:t>
+      </w:r>
+      <w:proofErr w:type="spellStart"/>
+      <w:r>
+        <w:rPr>
+          <w:rFonts w:ascii="Courier New" w:eastAsia="宋体" w:hAnsi="Courier New" w:cs="Courier New"/>
+          <w:color w:val="067D17"/>
+          <w:kern w:val="0"/>
+          <w:sz w:val="20"/>
+          <w:szCs w:val="20"/>
+          <w14:ligatures w14:val="none"/>
+        </w:rPr>
+        <w:t>ui</w:t>
+      </w:r>
+      <w:proofErr w:type="spellEnd"/>
+      <w:r>
+        <w:rPr>
+          <w:rFonts w:ascii="Courier New" w:eastAsia="宋体" w:hAnsi="Courier New" w:cs="Courier New"/>
+          <w:color w:val="067D17"/>
+          <w:kern w:val="0"/>
+          <w:sz w:val="20"/>
+          <w:szCs w:val="20"/>
+          <w14:ligatures w14:val="none"/>
+        </w:rPr>
+        <w:t>/res1/icons/achievement.png"</w:t>
+      </w:r>
+      <w:r>
+        <w:rPr>
+          <w:rFonts w:ascii="Courier New" w:eastAsia="宋体" w:hAnsi="Courier New" w:cs="Courier New"/>
+          <w:color w:val="080808"/>
+          <w:kern w:val="0"/>
+          <w:sz w:val="20"/>
+          <w:szCs w:val="20"/>
+          <w14:ligatures w14:val="none"/>
+        </w:rPr>
+        <w:t>,</w:t>
+      </w:r>
+      <w:r>
+        <w:rPr>
+          <w:rFonts w:ascii="Courier New" w:eastAsia="宋体" w:hAnsi="Courier New" w:cs="Courier New"/>
+          <w:color w:val="080808"/>
+          <w:kern w:val="0"/>
+          <w:sz w:val="20"/>
+          <w:szCs w:val="20"/>
+          <w14:ligatures w14:val="none"/>
+        </w:rPr>
+        <w:br/>
+        <w:t xml:space="preserve">        </w:t>
+      </w:r>
+      <w:r>
+        <w:rPr>
+          <w:rFonts w:ascii="Courier New" w:eastAsia="宋体" w:hAnsi="Courier New" w:cs="Courier New"/>
+          <w:color w:val="067D17"/>
+          <w:kern w:val="0"/>
+          <w:sz w:val="20"/>
+          <w:szCs w:val="20"/>
+          <w14:ligatures w14:val="none"/>
+        </w:rPr>
+        <w:t>"</w:t>
+      </w:r>
+      <w:proofErr w:type="spellStart"/>
+      <w:r>
+        <w:rPr>
+          <w:rFonts w:ascii="Courier New" w:eastAsia="宋体" w:hAnsi="Courier New" w:cs="Courier New"/>
+          <w:color w:val="067D17"/>
+          <w:kern w:val="0"/>
+          <w:sz w:val="20"/>
+          <w:szCs w:val="20"/>
+          <w14:ligatures w14:val="none"/>
+        </w:rPr>
+        <w:t>ui</w:t>
+      </w:r>
+      <w:proofErr w:type="spellEnd"/>
+      <w:r>
+        <w:rPr>
+          <w:rFonts w:ascii="Courier New" w:eastAsia="宋体" w:hAnsi="Courier New" w:cs="Courier New"/>
+          <w:color w:val="067D17"/>
+          <w:kern w:val="0"/>
+          <w:sz w:val="20"/>
+          <w:szCs w:val="20"/>
+          <w14:ligatures w14:val="none"/>
+        </w:rPr>
+        <w:t>/res1/icons/event.png"</w:t>
+      </w:r>
+      <w:r>
+        <w:rPr>
+          <w:rFonts w:ascii="Courier New" w:eastAsia="宋体" w:hAnsi="Courier New" w:cs="Courier New"/>
+          <w:color w:val="080808"/>
+          <w:kern w:val="0"/>
+          <w:sz w:val="20"/>
+          <w:szCs w:val="20"/>
+          <w14:ligatures w14:val="none"/>
+        </w:rPr>
+        <w:t>,</w:t>
+      </w:r>
+      <w:r>
+        <w:rPr>
+          <w:rFonts w:ascii="Courier New" w:eastAsia="宋体" w:hAnsi="Courier New" w:cs="Courier New"/>
+          <w:color w:val="080808"/>
+          <w:kern w:val="0"/>
+          <w:sz w:val="20"/>
+          <w:szCs w:val="20"/>
+          <w14:ligatures w14:val="none"/>
+        </w:rPr>
+        <w:br/>
+        <w:t xml:space="preserve">        </w:t>
+      </w:r>
+      <w:r>
+        <w:rPr>
+          <w:rFonts w:ascii="Courier New" w:eastAsia="宋体" w:hAnsi="Courier New" w:cs="Courier New"/>
+          <w:color w:val="067D17"/>
+          <w:kern w:val="0"/>
+          <w:sz w:val="20"/>
+          <w:szCs w:val="20"/>
+          <w14:ligatures w14:val="none"/>
+        </w:rPr>
+        <w:t>"</w:t>
+      </w:r>
+      <w:proofErr w:type="spellStart"/>
+      <w:r>
+        <w:rPr>
+          <w:rFonts w:ascii="Courier New" w:eastAsia="宋体" w:hAnsi="Courier New" w:cs="Courier New"/>
+          <w:color w:val="067D17"/>
+          <w:kern w:val="0"/>
+          <w:sz w:val="20"/>
+          <w:szCs w:val="20"/>
+          <w14:ligatures w14:val="none"/>
+        </w:rPr>
+        <w:t>ui</w:t>
+      </w:r>
+      <w:proofErr w:type="spellEnd"/>
+      <w:r>
+        <w:rPr>
+          <w:rFonts w:ascii="Courier New" w:eastAsia="宋体" w:hAnsi="Courier New" w:cs="Courier New"/>
+          <w:color w:val="067D17"/>
+          <w:kern w:val="0"/>
+          <w:sz w:val="20"/>
+          <w:szCs w:val="20"/>
+          <w14:ligatures w14:val="none"/>
+        </w:rPr>
+        <w:t>/res1/icons/mood.png"</w:t>
+      </w:r>
+      <w:r>
+        <w:rPr>
+          <w:rFonts w:ascii="Courier New" w:eastAsia="宋体" w:hAnsi="Courier New" w:cs="Courier New"/>
+          <w:color w:val="080808"/>
+          <w:kern w:val="0"/>
+          <w:sz w:val="20"/>
+          <w:szCs w:val="20"/>
+          <w14:ligatures w14:val="none"/>
+        </w:rPr>
+        <w:t>,</w:t>
+      </w:r>
+      <w:r>
+        <w:rPr>
+          <w:rFonts w:ascii="Courier New" w:eastAsia="宋体" w:hAnsi="Courier New" w:cs="Courier New"/>
+          <w:color w:val="080808"/>
+          <w:kern w:val="0"/>
+          <w:sz w:val="20"/>
+          <w:szCs w:val="20"/>
+          <w14:ligatures w14:val="none"/>
+        </w:rPr>
+        <w:br/>
+        <w:t xml:space="preserve">        </w:t>
+      </w:r>
+      <w:r>
+        <w:rPr>
+          <w:rFonts w:ascii="Courier New" w:eastAsia="宋体" w:hAnsi="Courier New" w:cs="Courier New"/>
+          <w:color w:val="067D17"/>
+          <w:kern w:val="0"/>
+          <w:sz w:val="20"/>
+          <w:szCs w:val="20"/>
+          <w14:ligatures w14:val="none"/>
+        </w:rPr>
+        <w:t>"</w:t>
+      </w:r>
+      <w:proofErr w:type="spellStart"/>
+      <w:r>
+        <w:rPr>
+          <w:rFonts w:ascii="Courier New" w:eastAsia="宋体" w:hAnsi="Courier New" w:cs="Courier New"/>
+          <w:color w:val="067D17"/>
+          <w:kern w:val="0"/>
+          <w:sz w:val="20"/>
+          <w:szCs w:val="20"/>
+          <w14:ligatures w14:val="none"/>
+        </w:rPr>
+        <w:t>ui</w:t>
+      </w:r>
+      <w:proofErr w:type="spellEnd"/>
+      <w:r>
+        <w:rPr>
+          <w:rFonts w:ascii="Courier New" w:eastAsia="宋体" w:hAnsi="Courier New" w:cs="Courier New"/>
+          <w:color w:val="067D17"/>
+          <w:kern w:val="0"/>
+          <w:sz w:val="20"/>
+          <w:szCs w:val="20"/>
+          <w14:ligatures w14:val="none"/>
+        </w:rPr>
+        <w:t>/res1/icons/city.png"</w:t>
+      </w:r>
+      <w:r>
+        <w:rPr>
+          <w:rFonts w:ascii="Courier New" w:eastAsia="宋体" w:hAnsi="Courier New" w:cs="Courier New"/>
+          <w:color w:val="080808"/>
+          <w:kern w:val="0"/>
+          <w:sz w:val="20"/>
+          <w:szCs w:val="20"/>
+          <w14:ligatures w14:val="none"/>
+        </w:rPr>
+        <w:t>,</w:t>
+      </w:r>
+      <w:r>
+        <w:rPr>
+          <w:rFonts w:ascii="Courier New" w:eastAsia="宋体" w:hAnsi="Courier New" w:cs="Courier New"/>
+          <w:color w:val="080808"/>
+          <w:kern w:val="0"/>
+          <w:sz w:val="20"/>
+          <w:szCs w:val="20"/>
+          <w14:ligatures w14:val="none"/>
+        </w:rPr>
+        <w:br/>
+        <w:t xml:space="preserve">        </w:t>
+      </w:r>
+      <w:r>
+        <w:rPr>
+          <w:rFonts w:ascii="Courier New" w:eastAsia="宋体" w:hAnsi="Courier New" w:cs="Courier New"/>
+          <w:color w:val="067D17"/>
+          <w:kern w:val="0"/>
+          <w:sz w:val="20"/>
+          <w:szCs w:val="20"/>
+          <w14:ligatures w14:val="none"/>
+        </w:rPr>
+        <w:t>"</w:t>
+      </w:r>
+      <w:proofErr w:type="spellStart"/>
+      <w:r>
+        <w:rPr>
+          <w:rFonts w:ascii="Courier New" w:eastAsia="宋体" w:hAnsi="Courier New" w:cs="Courier New"/>
+          <w:color w:val="067D17"/>
+          <w:kern w:val="0"/>
+          <w:sz w:val="20"/>
+          <w:szCs w:val="20"/>
+          <w14:ligatures w14:val="none"/>
+        </w:rPr>
+        <w:t>ui</w:t>
+      </w:r>
+      <w:proofErr w:type="spellEnd"/>
+      <w:r>
+        <w:rPr>
+          <w:rFonts w:ascii="Courier New" w:eastAsia="宋体" w:hAnsi="Courier New" w:cs="Courier New"/>
+          <w:color w:val="067D17"/>
+          <w:kern w:val="0"/>
+          <w:sz w:val="20"/>
+          <w:szCs w:val="20"/>
+          <w14:ligatures w14:val="none"/>
+        </w:rPr>
+        <w:t>/res1/icons/feedback.png"</w:t>
+      </w:r>
+      <w:r>
+        <w:rPr>
+          <w:rFonts w:ascii="Courier New" w:eastAsia="宋体" w:hAnsi="Courier New" w:cs="Courier New"/>
+          <w:color w:val="080808"/>
+          <w:kern w:val="0"/>
+          <w:sz w:val="20"/>
+          <w:szCs w:val="20"/>
+          <w14:ligatures w14:val="none"/>
+        </w:rPr>
+        <w:t>,</w:t>
+      </w:r>
+      <w:r>
+        <w:rPr>
+          <w:rFonts w:ascii="Courier New" w:eastAsia="宋体" w:hAnsi="Courier New" w:cs="Courier New"/>
+          <w:color w:val="080808"/>
+          <w:kern w:val="0"/>
+          <w:sz w:val="20"/>
+          <w:szCs w:val="20"/>
+          <w14:ligatures w14:val="none"/>
+        </w:rPr>
+        <w:br/>
+        <w:t xml:space="preserve">        </w:t>
+      </w:r>
+      <w:r>
+        <w:rPr>
+          <w:rFonts w:ascii="Courier New" w:eastAsia="宋体" w:hAnsi="Courier New" w:cs="Courier New"/>
+          <w:color w:val="067D17"/>
+          <w:kern w:val="0"/>
+          <w:sz w:val="20"/>
+          <w:szCs w:val="20"/>
+          <w14:ligatures w14:val="none"/>
+        </w:rPr>
+        <w:t>"</w:t>
+      </w:r>
+      <w:proofErr w:type="spellStart"/>
+      <w:r>
+        <w:rPr>
+          <w:rFonts w:ascii="Courier New" w:eastAsia="宋体" w:hAnsi="Courier New" w:cs="Courier New"/>
+          <w:color w:val="067D17"/>
+          <w:kern w:val="0"/>
+          <w:sz w:val="20"/>
+          <w:szCs w:val="20"/>
+          <w14:ligatures w14:val="none"/>
+        </w:rPr>
+        <w:t>ui</w:t>
+      </w:r>
+      <w:proofErr w:type="spellEnd"/>
+      <w:r>
+        <w:rPr>
+          <w:rFonts w:ascii="Courier New" w:eastAsia="宋体" w:hAnsi="Courier New" w:cs="Courier New"/>
+          <w:color w:val="067D17"/>
+          <w:kern w:val="0"/>
+          <w:sz w:val="20"/>
+          <w:szCs w:val="20"/>
+          <w14:ligatures w14:val="none"/>
+        </w:rPr>
+        <w:t>/res1/icons/about.png"</w:t>
+      </w:r>
+      <w:r>
+        <w:rPr>
+          <w:rFonts w:ascii="Courier New" w:eastAsia="宋体" w:hAnsi="Courier New" w:cs="Courier New"/>
+          <w:color w:val="067D17"/>
+          <w:kern w:val="0"/>
+          <w:sz w:val="20"/>
+          <w:szCs w:val="20"/>
+          <w14:ligatures w14:val="none"/>
+        </w:rPr>
+        <w:br/>
+      </w:r>
+      <w:r>
+        <w:rPr>
+          <w:rFonts w:ascii="Courier New" w:eastAsia="宋体" w:hAnsi="Courier New" w:cs="Courier New"/>
+          <w:color w:val="3F9101"/>
+          <w:kern w:val="0"/>
+          <w:sz w:val="20"/>
+          <w:szCs w:val="20"/>
+          <w14:ligatures w14:val="none"/>
+        </w:rPr>
+        <w:t>]</w:t>
+      </w:r>
+      <w:r>
+        <w:rPr>
+          <w:rFonts w:ascii="Courier New" w:eastAsia="宋体" w:hAnsi="Courier New" w:cs="Courier New"/>
+          <w:color w:val="3F9101"/>
+          <w:kern w:val="0"/>
+          <w:sz w:val="20"/>
+          <w:szCs w:val="20"/>
+          <w14:ligatures w14:val="none"/>
+        </w:rPr>
+        <w:br/>
+      </w:r>
+      <w:r>
+        <w:rPr>
+          <w:rFonts w:ascii="Courier New" w:eastAsia="宋体" w:hAnsi="Courier New" w:cs="Courier New"/>
+          <w:color w:val="0033B3"/>
+          <w:kern w:val="0"/>
+          <w:sz w:val="20"/>
+          <w:szCs w:val="20"/>
+          <w14:ligatures w14:val="none"/>
+        </w:rPr>
+        <w:t xml:space="preserve">for </w:t>
+      </w:r>
+      <w:proofErr w:type="spellStart"/>
+      <w:r>
+        <w:rPr>
+          <w:rFonts w:ascii="Courier New" w:eastAsia="宋体" w:hAnsi="Courier New" w:cs="Courier New"/>
+          <w:color w:val="000000"/>
+          <w:kern w:val="0"/>
+          <w:sz w:val="20"/>
+          <w:szCs w:val="20"/>
+          <w14:ligatures w14:val="none"/>
+        </w:rPr>
+        <w:t>i</w:t>
+      </w:r>
+      <w:proofErr w:type="spellEnd"/>
+      <w:r>
+        <w:rPr>
+          <w:rFonts w:ascii="Courier New" w:eastAsia="宋体" w:hAnsi="Courier New" w:cs="Courier New"/>
+          <w:color w:val="080808"/>
+          <w:kern w:val="0"/>
+          <w:sz w:val="20"/>
+          <w:szCs w:val="20"/>
+          <w14:ligatures w14:val="none"/>
+        </w:rPr>
+        <w:t xml:space="preserve">, </w:t>
+      </w:r>
+      <w:r>
+        <w:rPr>
+          <w:rFonts w:ascii="Courier New" w:eastAsia="宋体" w:hAnsi="Courier New" w:cs="Courier New"/>
+          <w:color w:val="000000"/>
+          <w:kern w:val="0"/>
+          <w:sz w:val="20"/>
+          <w:szCs w:val="20"/>
+          <w14:ligatures w14:val="none"/>
+        </w:rPr>
+        <w:t xml:space="preserve">path </w:t>
+      </w:r>
+      <w:r>
+        <w:rPr>
+          <w:rFonts w:ascii="Courier New" w:eastAsia="宋体" w:hAnsi="Courier New" w:cs="Courier New"/>
+          <w:color w:val="0033B3"/>
+          <w:kern w:val="0"/>
+          <w:sz w:val="20"/>
+          <w:szCs w:val="20"/>
+          <w14:ligatures w14:val="none"/>
+        </w:rPr>
+        <w:t xml:space="preserve">in </w:t>
+      </w:r>
+      <w:r>
+        <w:rPr>
+          <w:rFonts w:ascii="Courier New" w:eastAsia="宋体" w:hAnsi="Courier New" w:cs="Courier New"/>
+          <w:color w:val="000080"/>
+          <w:kern w:val="0"/>
+          <w:sz w:val="20"/>
+          <w:szCs w:val="20"/>
+          <w14:ligatures w14:val="none"/>
+        </w:rPr>
+        <w:t>enumerate</w:t>
+      </w:r>
+      <w:r>
+        <w:rPr>
+          <w:rFonts w:ascii="Courier New" w:eastAsia="宋体" w:hAnsi="Courier New" w:cs="Courier New"/>
+          <w:color w:val="3F9101"/>
+          <w:kern w:val="0"/>
+          <w:sz w:val="20"/>
+          <w:szCs w:val="20"/>
+          <w14:ligatures w14:val="none"/>
+        </w:rPr>
+        <w:t>(</w:t>
+      </w:r>
+      <w:proofErr w:type="spellStart"/>
+      <w:r>
+        <w:rPr>
+          <w:rFonts w:ascii="Courier New" w:eastAsia="宋体" w:hAnsi="Courier New" w:cs="Courier New"/>
+          <w:color w:val="000000"/>
+          <w:kern w:val="0"/>
+          <w:sz w:val="20"/>
+          <w:szCs w:val="20"/>
+          <w14:ligatures w14:val="none"/>
+        </w:rPr>
+        <w:t>icon_paths</w:t>
+      </w:r>
+      <w:proofErr w:type="spellEnd"/>
+      <w:r>
+        <w:rPr>
+          <w:rFonts w:ascii="Courier New" w:eastAsia="宋体" w:hAnsi="Courier New" w:cs="Courier New"/>
+          <w:color w:val="3F9101"/>
+          <w:kern w:val="0"/>
+          <w:sz w:val="20"/>
+          <w:szCs w:val="20"/>
+          <w14:ligatures w14:val="none"/>
+        </w:rPr>
+        <w:t>)</w:t>
+      </w:r>
+      <w:r>
+        <w:rPr>
+          <w:rFonts w:ascii="Courier New" w:eastAsia="宋体" w:hAnsi="Courier New" w:cs="Courier New"/>
+          <w:color w:val="080808"/>
+          <w:kern w:val="0"/>
+          <w:sz w:val="20"/>
+          <w:szCs w:val="20"/>
+          <w14:ligatures w14:val="none"/>
+        </w:rPr>
+        <w:t>:</w:t>
+      </w:r>
+      <w:r>
+        <w:rPr>
+          <w:rFonts w:ascii="Courier New" w:eastAsia="宋体" w:hAnsi="Courier New" w:cs="Courier New"/>
+          <w:color w:val="080808"/>
+          <w:kern w:val="0"/>
+          <w:sz w:val="20"/>
+          <w:szCs w:val="20"/>
+          <w14:ligatures w14:val="none"/>
+        </w:rPr>
+        <w:br/>
+        <w:t xml:space="preserve">        </w:t>
+      </w:r>
+      <w:r>
+        <w:rPr>
+          <w:rFonts w:ascii="Courier New" w:eastAsia="宋体" w:hAnsi="Courier New" w:cs="Courier New"/>
+          <w:color w:val="000000"/>
+          <w:kern w:val="0"/>
+          <w:sz w:val="20"/>
+          <w:szCs w:val="20"/>
+          <w14:ligatures w14:val="none"/>
+        </w:rPr>
+        <w:t xml:space="preserve">item </w:t>
+      </w:r>
+      <w:r>
+        <w:rPr>
+          <w:rFonts w:ascii="Courier New" w:eastAsia="宋体" w:hAnsi="Courier New" w:cs="Courier New"/>
+          <w:color w:val="080808"/>
+          <w:kern w:val="0"/>
+          <w:sz w:val="20"/>
+          <w:szCs w:val="20"/>
+          <w14:ligatures w14:val="none"/>
+        </w:rPr>
+        <w:t xml:space="preserve">= </w:t>
+      </w:r>
+      <w:proofErr w:type="spellStart"/>
+      <w:proofErr w:type="gramStart"/>
+      <w:r>
+        <w:rPr>
+          <w:rFonts w:ascii="Courier New" w:eastAsia="宋体" w:hAnsi="Courier New" w:cs="Courier New"/>
+          <w:color w:val="94558D"/>
+          <w:kern w:val="0"/>
+          <w:sz w:val="20"/>
+          <w:szCs w:val="20"/>
+          <w14:ligatures w14:val="none"/>
+        </w:rPr>
+        <w:t>self</w:t>
+      </w:r>
+      <w:r>
+        <w:rPr>
+          <w:rFonts w:ascii="Courier New" w:eastAsia="宋体" w:hAnsi="Courier New" w:cs="Courier New"/>
+          <w:color w:val="080808"/>
+          <w:kern w:val="0"/>
+          <w:sz w:val="20"/>
+          <w:szCs w:val="20"/>
+          <w14:ligatures w14:val="none"/>
+        </w:rPr>
+        <w:t>.listWidget.item</w:t>
+      </w:r>
+      <w:proofErr w:type="spellEnd"/>
+      <w:proofErr w:type="gramEnd"/>
+      <w:r>
+        <w:rPr>
+          <w:rFonts w:ascii="Courier New" w:eastAsia="宋体" w:hAnsi="Courier New" w:cs="Courier New"/>
+          <w:color w:val="3F9101"/>
+          <w:kern w:val="0"/>
+          <w:sz w:val="20"/>
+          <w:szCs w:val="20"/>
+          <w14:ligatures w14:val="none"/>
+        </w:rPr>
+        <w:t>(</w:t>
+      </w:r>
+      <w:proofErr w:type="spellStart"/>
+      <w:r>
+        <w:rPr>
+          <w:rFonts w:ascii="Courier New" w:eastAsia="宋体" w:hAnsi="Courier New" w:cs="Courier New"/>
+          <w:color w:val="000000"/>
+          <w:kern w:val="0"/>
+          <w:sz w:val="20"/>
+          <w:szCs w:val="20"/>
+          <w14:ligatures w14:val="none"/>
+        </w:rPr>
+        <w:t>i</w:t>
+      </w:r>
+      <w:proofErr w:type="spellEnd"/>
+      <w:r>
+        <w:rPr>
+          <w:rFonts w:ascii="Courier New" w:eastAsia="宋体" w:hAnsi="Courier New" w:cs="Courier New"/>
+          <w:color w:val="3F9101"/>
+          <w:kern w:val="0"/>
+          <w:sz w:val="20"/>
+          <w:szCs w:val="20"/>
+          <w14:ligatures w14:val="none"/>
+        </w:rPr>
+        <w:t>)</w:t>
+      </w:r>
+      <w:r>
+        <w:rPr>
+          <w:rFonts w:ascii="Courier New" w:eastAsia="宋体" w:hAnsi="Courier New" w:cs="Courier New"/>
+          <w:color w:val="3F9101"/>
+          <w:kern w:val="0"/>
+          <w:sz w:val="20"/>
+          <w:szCs w:val="20"/>
+          <w14:ligatures w14:val="none"/>
+        </w:rPr>
+        <w:br/>
+        <w:t xml:space="preserve">        </w:t>
+      </w:r>
+      <w:r>
+        <w:rPr>
+          <w:rFonts w:ascii="Courier New" w:eastAsia="宋体" w:hAnsi="Courier New" w:cs="Courier New"/>
+          <w:color w:val="000000"/>
+          <w:kern w:val="0"/>
+          <w:sz w:val="20"/>
+          <w:szCs w:val="20"/>
+          <w14:ligatures w14:val="none"/>
+        </w:rPr>
+        <w:t xml:space="preserve">icon </w:t>
+      </w:r>
+      <w:r>
+        <w:rPr>
+          <w:rFonts w:ascii="Courier New" w:eastAsia="宋体" w:hAnsi="Courier New" w:cs="Courier New"/>
+          <w:color w:val="080808"/>
+          <w:kern w:val="0"/>
+          <w:sz w:val="20"/>
+          <w:szCs w:val="20"/>
+          <w14:ligatures w14:val="none"/>
+        </w:rPr>
+        <w:t xml:space="preserve">= </w:t>
+      </w:r>
+      <w:proofErr w:type="spellStart"/>
+      <w:r>
+        <w:rPr>
+          <w:rFonts w:ascii="Courier New" w:eastAsia="宋体" w:hAnsi="Courier New" w:cs="Courier New"/>
+          <w:color w:val="080808"/>
+          <w:kern w:val="0"/>
+          <w:sz w:val="20"/>
+          <w:szCs w:val="20"/>
+          <w14:ligatures w14:val="none"/>
+        </w:rPr>
+        <w:t>QtGui.QIcon</w:t>
+      </w:r>
+      <w:proofErr w:type="spellEnd"/>
+      <w:r>
+        <w:rPr>
+          <w:rFonts w:ascii="Courier New" w:eastAsia="宋体" w:hAnsi="Courier New" w:cs="Courier New"/>
+          <w:color w:val="3F9101"/>
+          <w:kern w:val="0"/>
+          <w:sz w:val="20"/>
+          <w:szCs w:val="20"/>
+          <w14:ligatures w14:val="none"/>
+        </w:rPr>
+        <w:t>(</w:t>
+      </w:r>
+      <w:r>
+        <w:rPr>
+          <w:rFonts w:ascii="Courier New" w:eastAsia="宋体" w:hAnsi="Courier New" w:cs="Courier New"/>
+          <w:color w:val="000000"/>
+          <w:kern w:val="0"/>
+          <w:sz w:val="20"/>
+          <w:szCs w:val="20"/>
+          <w14:ligatures w14:val="none"/>
+        </w:rPr>
+        <w:t>path</w:t>
+      </w:r>
+      <w:r>
+        <w:rPr>
+          <w:rFonts w:ascii="Courier New" w:eastAsia="宋体" w:hAnsi="Courier New" w:cs="Courier New"/>
+          <w:color w:val="3F9101"/>
+          <w:kern w:val="0"/>
+          <w:sz w:val="20"/>
+          <w:szCs w:val="20"/>
+          <w14:ligatures w14:val="none"/>
+        </w:rPr>
+        <w:t>)</w:t>
+      </w:r>
+      <w:r>
+        <w:rPr>
+          <w:rFonts w:ascii="Courier New" w:eastAsia="宋体" w:hAnsi="Courier New" w:cs="Courier New"/>
+          <w:color w:val="3F9101"/>
+          <w:kern w:val="0"/>
+          <w:sz w:val="20"/>
+          <w:szCs w:val="20"/>
+          <w14:ligatures w14:val="none"/>
+        </w:rPr>
+        <w:br/>
+        <w:t xml:space="preserve">        </w:t>
+      </w:r>
+      <w:proofErr w:type="spellStart"/>
+      <w:proofErr w:type="gramStart"/>
+      <w:r>
+        <w:rPr>
+          <w:rFonts w:ascii="Courier New" w:eastAsia="宋体" w:hAnsi="Courier New" w:cs="Courier New"/>
+          <w:color w:val="000000"/>
+          <w:kern w:val="0"/>
+          <w:sz w:val="20"/>
+          <w:szCs w:val="20"/>
+          <w14:ligatures w14:val="none"/>
+        </w:rPr>
+        <w:t>item</w:t>
+      </w:r>
+      <w:r>
+        <w:rPr>
+          <w:rFonts w:ascii="Courier New" w:eastAsia="宋体" w:hAnsi="Courier New" w:cs="Courier New"/>
+          <w:color w:val="080808"/>
+          <w:kern w:val="0"/>
+          <w:sz w:val="20"/>
+          <w:szCs w:val="20"/>
+          <w14:ligatures w14:val="none"/>
+        </w:rPr>
+        <w:t>.setIcon</w:t>
+      </w:r>
+      <w:proofErr w:type="spellEnd"/>
+      <w:proofErr w:type="gramEnd"/>
+      <w:r>
+        <w:rPr>
+          <w:rFonts w:ascii="Courier New" w:eastAsia="宋体" w:hAnsi="Courier New" w:cs="Courier New"/>
+          <w:color w:val="3F9101"/>
+          <w:kern w:val="0"/>
+          <w:sz w:val="20"/>
+          <w:szCs w:val="20"/>
+          <w14:ligatures w14:val="none"/>
+        </w:rPr>
+        <w:t>(</w:t>
+      </w:r>
+      <w:r>
+        <w:rPr>
+          <w:rFonts w:ascii="Courier New" w:eastAsia="宋体" w:hAnsi="Courier New" w:cs="Courier New"/>
+          <w:color w:val="000000"/>
+          <w:kern w:val="0"/>
+          <w:sz w:val="20"/>
+          <w:szCs w:val="20"/>
+          <w14:ligatures w14:val="none"/>
+        </w:rPr>
+        <w:t>icon</w:t>
+      </w:r>
+      <w:r>
+        <w:rPr>
+          <w:rFonts w:ascii="Courier New" w:eastAsia="宋体" w:hAnsi="Courier New" w:cs="Courier New"/>
+          <w:color w:val="3F9101"/>
+          <w:kern w:val="0"/>
+          <w:sz w:val="20"/>
+          <w:szCs w:val="20"/>
+          <w14:ligatures w14:val="none"/>
+        </w:rPr>
+        <w:t>)</w:t>
+      </w:r>
+      <w:r>
+        <w:rPr>
+          <w:rFonts w:ascii="Courier New" w:eastAsia="宋体" w:hAnsi="Courier New" w:cs="Courier New"/>
+          <w:color w:val="3F9101"/>
+          <w:kern w:val="0"/>
+          <w:sz w:val="20"/>
+          <w:szCs w:val="20"/>
+          <w14:ligatures w14:val="none"/>
+        </w:rPr>
+        <w:br/>
+        <w:t xml:space="preserve">        </w:t>
+      </w:r>
+      <w:proofErr w:type="spellStart"/>
+      <w:proofErr w:type="gramStart"/>
+      <w:r>
+        <w:rPr>
+          <w:rFonts w:ascii="Courier New" w:eastAsia="宋体" w:hAnsi="Courier New" w:cs="Courier New"/>
+          <w:color w:val="000000"/>
+          <w:kern w:val="0"/>
+          <w:sz w:val="20"/>
+          <w:szCs w:val="20"/>
+          <w14:ligatures w14:val="none"/>
+        </w:rPr>
+        <w:t>item</w:t>
+      </w:r>
+      <w:r>
+        <w:rPr>
+          <w:rFonts w:ascii="Courier New" w:eastAsia="宋体" w:hAnsi="Courier New" w:cs="Courier New"/>
+          <w:color w:val="080808"/>
+          <w:kern w:val="0"/>
+          <w:sz w:val="20"/>
+          <w:szCs w:val="20"/>
+          <w14:ligatures w14:val="none"/>
+        </w:rPr>
+        <w:t>.setTextAlignment</w:t>
+      </w:r>
+      <w:proofErr w:type="spellEnd"/>
+      <w:proofErr w:type="gramEnd"/>
+      <w:r>
+        <w:rPr>
+          <w:rFonts w:ascii="Courier New" w:eastAsia="宋体" w:hAnsi="Courier New" w:cs="Courier New"/>
+          <w:color w:val="3F9101"/>
+          <w:kern w:val="0"/>
+          <w:sz w:val="20"/>
+          <w:szCs w:val="20"/>
+          <w14:ligatures w14:val="none"/>
+        </w:rPr>
+        <w:t>(</w:t>
+      </w:r>
+      <w:proofErr w:type="spellStart"/>
+      <w:proofErr w:type="gramStart"/>
+      <w:r>
+        <w:rPr>
+          <w:rFonts w:ascii="Courier New" w:eastAsia="宋体" w:hAnsi="Courier New" w:cs="Courier New"/>
+          <w:color w:val="080808"/>
+          <w:kern w:val="0"/>
+          <w:sz w:val="20"/>
+          <w:szCs w:val="20"/>
+          <w14:ligatures w14:val="none"/>
+        </w:rPr>
+        <w:t>QtCore.Qt.AlignVCenter</w:t>
+      </w:r>
+      <w:proofErr w:type="spellEnd"/>
+      <w:proofErr w:type="gramEnd"/>
+      <w:r>
+        <w:rPr>
+          <w:rFonts w:ascii="Courier New" w:eastAsia="宋体" w:hAnsi="Courier New" w:cs="Courier New"/>
+          <w:color w:val="3F9101"/>
+          <w:kern w:val="0"/>
+          <w:sz w:val="20"/>
+          <w:szCs w:val="20"/>
+          <w14:ligatures w14:val="none"/>
+        </w:rPr>
+        <w:t xml:space="preserve">)  </w:t>
+      </w:r>
+    </w:p>
+    <w:p>
+      <w:pPr>
+        <w:widowControl/>
+        <w:shd w:val="clear" w:color="auto" w:fill="FFFFFF"/>
+        <w:tabs>
+          <w:tab w:val="left" w:pos="916"/>
+          <w:tab w:val="left" w:pos="1832"/>
+          <w:tab w:val="left" w:pos="2748"/>
+          <w:tab w:val="left" w:pos="3664"/>
+          <w:tab w:val="left" w:pos="4580"/>
+          <w:tab w:val="left" w:pos="5496"/>
+          <w:tab w:val="left" w:pos="6412"/>
+          <w:tab w:val="left" w:pos="7328"/>
+          <w:tab w:val="left" w:pos="8244"/>
+          <w:tab w:val="left" w:pos="9160"/>
+          <w:tab w:val="left" w:pos="10076"/>
+          <w:tab w:val="left" w:pos="10992"/>
+          <w:tab w:val="left" w:pos="11908"/>
+          <w:tab w:val="left" w:pos="12824"/>
+          <w:tab w:val="left" w:pos="13740"/>
+          <w:tab w:val="left" w:pos="14656"/>
+        </w:tabs>
+        <w:spacing w:after="0" w:line="240" w:lineRule="auto"/>
+        <w:rPr>
+          <w:rFonts w:ascii="Courier New" w:eastAsia="宋体" w:hAnsi="Courier New" w:cs="Courier New" w:hint="eastAsia"/>
+          <w:color w:val="080808"/>
+          <w:kern w:val="0"/>
+          <w:sz w:val="20"/>
+          <w:szCs w:val="20"/>
+          <w14:ligatures w14:val="none"/>
+        </w:rPr>
+      </w:pPr>
+      <w:r>
+        <w:rPr>
+          <w:rFonts w:ascii="Courier New" w:eastAsia="宋体" w:hAnsi="Courier New" w:cs="Courier New"/>
+          <w:color w:val="3F9101"/>
+          <w:kern w:val="0"/>
+          <w:sz w:val="20"/>
+          <w:szCs w:val="20"/>
+          <w14:ligatures w14:val="none"/>
+        </w:rPr>
+        <w:tab/>
+      </w:r>
+      <w:r>
+        <w:rPr>
+          <w:rFonts w:ascii="Courier New" w:eastAsia="宋体" w:hAnsi="Courier New" w:cs="Courier New"/>
+          <w:color w:val="72A772"/>
+          <w:kern w:val="0"/>
+          <w:sz w:val="20"/>
+          <w:szCs w:val="20"/>
+          <w14:ligatures w14:val="none"/>
+        </w:rPr>
+        <w:t xml:space="preserve"># </w:t>
+      </w:r>
+      <w:r>
+        <w:rPr>
+          <w:rFonts w:ascii="Courier New" w:eastAsia="宋体" w:hAnsi="Courier New" w:cs="Courier New"/>
+          <w:color w:val="72A772"/>
+          <w:kern w:val="0"/>
+          <w:sz w:val="20"/>
+          <w:szCs w:val="20"/>
+          <w14:ligatures w14:val="none"/>
+        </w:rPr>
+        <w:t>只垂直居中，水平左对齐</w:t>
+      </w:r>
+    </w:p>
+    <w:p>
+      <w:pPr>
+        <w:rPr>
+          <w:rFonts w:hint="eastAsia"/>
+        </w:rPr>
+      </w:pPr>
+      <w:r>
+        <w:rPr>
+          <w:rFonts w:hint="eastAsia"/>
+        </w:rPr>
+        <w:t>二, 存在的问题：</w:t>
+      </w:r>
+    </w:p>
+    <w:p>
+      <w:pPr>
+        <w:pStyle w:val="a9"/>
+        <w:numPr>
+          <w:ilvl w:val="0"/>
+          <w:numId w:val="21"/>
+        </w:numPr>
+        <w:rPr>
+          <w:rFonts w:hint="eastAsia"/>
+        </w:rPr>
+      </w:pPr>
+      <w:r>
+        <w:rPr>
+          <w:rFonts w:hint="eastAsia"/>
+        </w:rPr>
+        <w:t>每次将</w:t>
+      </w:r>
+      <w:proofErr w:type="spellStart"/>
+      <w:r>
+        <w:rPr>
+          <w:rFonts w:hint="eastAsia"/>
+        </w:rPr>
+        <w:t>ui</w:t>
+      </w:r>
+      <w:proofErr w:type="spellEnd"/>
+      <w:r>
+        <w:rPr>
+          <w:rFonts w:hint="eastAsia"/>
+        </w:rPr>
+        <w:t>文件转成</w:t>
+      </w:r>
+      <w:proofErr w:type="spellStart"/>
+      <w:r>
+        <w:rPr>
+          <w:rFonts w:hint="eastAsia"/>
+        </w:rPr>
+        <w:t>py</w:t>
+      </w:r>
+      <w:proofErr w:type="spellEnd"/>
+      <w:r>
+        <w:rPr>
+          <w:rFonts w:hint="eastAsia"/>
+        </w:rPr>
+        <w:t>文件时，不能用：</w:t>
+      </w:r>
+      <w:r>
+        <w:rPr>
+          <w:rFonts w:hint="eastAsia"/>
+        </w:rPr>
+        <w:t>import res1_rc</w:t>
+      </w:r>
+      <w:r>
+        <w:rPr>
+          <w:rFonts w:hint="eastAsia"/>
+        </w:rPr>
+        <w:t>， 会找不到文件，要用:</w:t>
+      </w:r>
+      <w:r>
+        <w:rPr>
+          <w:rFonts w:hint="eastAsia"/>
+        </w:rPr>
+        <w:t xml:space="preserve"> </w:t>
+      </w:r>
+      <w:proofErr w:type="gramStart"/>
+      <w:r>
+        <w:rPr>
+          <w:rFonts w:hint="eastAsia"/>
+        </w:rPr>
+        <w:t>from .</w:t>
+      </w:r>
+      <w:proofErr w:type="gramEnd"/>
+      <w:r>
+        <w:rPr>
+          <w:rFonts w:hint="eastAsia"/>
+        </w:rPr>
+        <w:t xml:space="preserve"> import res1_rc</w:t>
+      </w:r>
+      <w:r>
+        <w:rPr>
+          <w:rFonts w:hint="eastAsia"/>
+        </w:rPr>
+        <w:t>, 而且每次要 手动删掉结尾的</w:t>
+      </w:r>
+      <w:r>
+        <w:rPr>
+          <w:rFonts w:hint="eastAsia"/>
+        </w:rPr>
+        <w:t>import res1_rc</w:t>
+      </w:r>
+      <w:r>
+        <w:rPr>
+          <w:rFonts w:hint="eastAsia"/>
+        </w:rPr>
+        <w:t>，原因暂未知晓</w:t>
+      </w:r>
+    </w:p>
+    <w:p>
+      <w:pPr>
+        <w:pStyle w:val="a9"/>
+        <w:numPr>
+          <w:ilvl w:val="0"/>
+          <w:numId w:val="21"/>
+        </w:numPr>
+        <w:rPr>
+          <w:rFonts w:hint="eastAsia"/>
+        </w:rPr>
+      </w:pPr>
+      <w:r>
+        <w:rPr>
+          <w:rFonts w:hint="eastAsia"/>
+        </w:rPr>
+        <w:t>使用了</w:t>
+      </w:r>
+      <w:proofErr w:type="spellStart"/>
+      <w:r>
+        <w:rPr>
+          <w:rFonts w:hint="eastAsia"/>
+        </w:rPr>
+        <w:t>res.qrc</w:t>
+      </w:r>
+      <w:proofErr w:type="spellEnd"/>
+      <w:r>
+        <w:rPr>
+          <w:rFonts w:hint="eastAsia"/>
+        </w:rPr>
+        <w:t>文件当进行增加图片时，要重新将其转化为</w:t>
+      </w:r>
+      <w:proofErr w:type="spellStart"/>
+      <w:r>
+        <w:rPr>
+          <w:rFonts w:hint="eastAsia"/>
+        </w:rPr>
+        <w:t>py</w:t>
+      </w:r>
+      <w:proofErr w:type="spellEnd"/>
+      <w:r>
+        <w:rPr>
+          <w:rFonts w:hint="eastAsia"/>
+        </w:rPr>
+        <w:t>文件，不能图片会显示不出来</w:t>
+      </w:r>
+    </w:p>
+    <w:p>
+      <w:pPr>
+        <w:pStyle w:val="a9"/>
+        <w:numPr>
+          <w:ilvl w:val="0"/>
+          <w:numId w:val="21"/>
+        </w:numPr>
+        <w:rPr>
+          <w:rFonts w:hint="eastAsia"/>
+        </w:rPr>
+      </w:pPr>
+      <w:r>
+        <w:rPr>
+          <w:rFonts w:hint="eastAsia"/>
+        </w:rPr>
+        <w:t>Ui文件布局还有继续美化提高</w:t>
       </w:r>
     </w:p>
     <w:sectPr>
@@ -1642,6 +3700,95 @@
 <file path=word/numbering.xml><?xml version="1.0" encoding="utf-8"?>
 <w:numbering xmlns:wpc="http://schemas.microsoft.com/office/word/2010/wordprocessingCanvas" xmlns:cx="http://schemas.microsoft.com/office/drawing/2014/chartex" xmlns:cx1="http://schemas.microsoft.com/office/drawing/2015/9/8/chartex" xmlns:cx2="http://schemas.microsoft.com/office/drawing/2015/10/21/chartex" xmlns:cx3="http://schemas.microsoft.com/office/drawing/2016/5/9/chartex" xmlns:cx4="http://schemas.microsoft.com/office/drawing/2016/5/10/chartex" xmlns:cx5="http://schemas.microsoft.com/office/drawing/2016/5/11/chartex" xmlns:cx6="http://schemas.microsoft.com/office/drawing/2016/5/12/chartex" xmlns:cx7="http://schemas.microsoft.com/office/drawing/2016/5/13/chartex" xmlns:cx8="http://schemas.microsoft.com/office/drawing/2016/5/14/chartex" xmlns:mc="http://schemas.openxmlformats.org/markup-compatibility/2006" xmlns:aink="http://schemas.microsoft.com/office/drawing/2016/ink" xmlns:am3d="http://schemas.microsoft.com/office/drawing/2017/model3d" xmlns:o="urn:schemas-microsoft-com:office:office" xmlns:oel="http://schemas.microsoft.com/office/2019/extlst" xmlns:r="http://schemas.openxmlformats.org/officeDocument/2006/relationships" xmlns:m="http://schemas.openxmlformats.org/officeDocument/2006/math" xmlns:v="urn:schemas-microsoft-com:vml" xmlns:wp14="http://schemas.microsoft.com/office/word/2010/wordprocessingDrawing" xmlns:wp="http://schemas.openxmlformats.org/drawingml/2006/wordprocessingDrawing" xmlns:w10="urn:schemas-microsoft-com:office:word" xmlns:w="http://schemas.openxmlformats.org/wordprocessingml/2006/main" xmlns:w14="http://schemas.microsoft.com/office/word/2010/wordml" xmlns:w15="http://schemas.microsoft.com/office/word/2012/wordml" xmlns:w16cex="http://schemas.microsoft.com/office/word/2018/wordml/cex" xmlns:w16cid="http://schemas.microsoft.com/office/word/2016/wordml/cid" xmlns:w16="http://schemas.microsoft.com/office/word/2018/wordml" xmlns:w16du="http://schemas.microsoft.com/office/word/2023/wordml/word16du" xmlns:w16sdtdh="http://schemas.microsoft.com/office/word/2020/wordml/sdtdatahash" xmlns:w16sdtfl="http://schemas.microsoft.com/office/word/2024/wordml/sdtformatlock" xmlns:w16se="http://schemas.microsoft.com/office/word/2015/wordml/symex" xmlns:wpg="http://schemas.microsoft.com/office/word/2010/wordprocessingGroup" xmlns:wpi="http://schemas.microsoft.com/office/word/2010/wordprocessingInk" xmlns:wne="http://schemas.microsoft.com/office/word/2006/wordml" xmlns:wps="http://schemas.microsoft.com/office/word/2010/wordprocessingShape" mc:Ignorable="w14 w15 w16se w16cid w16 w16cex w16sdtdh w16sdtfl w16du wp14">
   <w:abstractNum w:abstractNumId="0" w15:restartNumberingAfterBreak="0">
+    <w:nsid w:val="03DB160D"/>
+    <w:multiLevelType w:val="hybridMultilevel"/>
+    <w:tmpl w:val="E5DCD022"/>
+    <w:lvl w:ilvl="0" w:tplc="26F6156A">
+      <w:start w:val="1"/>
+      <w:numFmt w:val="decimal"/>
+      <w:lvlText w:val="（%1）"/>
+      <w:lvlJc w:val="left"/>
+      <w:pPr>
+        <w:ind w:left="720" w:hanging="720"/>
+      </w:pPr>
+      <w:rPr>
+        <w:rFonts w:hint="default"/>
+      </w:rPr>
+    </w:lvl>
+    <w:lvl w:ilvl="1" w:tplc="04090019" w:tentative="1">
+      <w:start w:val="1"/>
+      <w:numFmt w:val="lowerLetter"/>
+      <w:lvlText w:val="%2)"/>
+      <w:lvlJc w:val="left"/>
+      <w:pPr>
+        <w:ind w:left="880" w:hanging="440"/>
+      </w:pPr>
+    </w:lvl>
+    <w:lvl w:ilvl="2" w:tplc="0409001B" w:tentative="1">
+      <w:start w:val="1"/>
+      <w:numFmt w:val="lowerRoman"/>
+      <w:lvlText w:val="%3."/>
+      <w:lvlJc w:val="right"/>
+      <w:pPr>
+        <w:ind w:left="1320" w:hanging="440"/>
+      </w:pPr>
+    </w:lvl>
+    <w:lvl w:ilvl="3" w:tplc="0409000F" w:tentative="1">
+      <w:start w:val="1"/>
+      <w:numFmt w:val="decimal"/>
+      <w:lvlText w:val="%4."/>
+      <w:lvlJc w:val="left"/>
+      <w:pPr>
+        <w:ind w:left="1760" w:hanging="440"/>
+      </w:pPr>
+    </w:lvl>
+    <w:lvl w:ilvl="4" w:tplc="04090019" w:tentative="1">
+      <w:start w:val="1"/>
+      <w:numFmt w:val="lowerLetter"/>
+      <w:lvlText w:val="%5)"/>
+      <w:lvlJc w:val="left"/>
+      <w:pPr>
+        <w:ind w:left="2200" w:hanging="440"/>
+      </w:pPr>
+    </w:lvl>
+    <w:lvl w:ilvl="5" w:tplc="0409001B" w:tentative="1">
+      <w:start w:val="1"/>
+      <w:numFmt w:val="lowerRoman"/>
+      <w:lvlText w:val="%6."/>
+      <w:lvlJc w:val="right"/>
+      <w:pPr>
+        <w:ind w:left="2640" w:hanging="440"/>
+      </w:pPr>
+    </w:lvl>
+    <w:lvl w:ilvl="6" w:tplc="0409000F" w:tentative="1">
+      <w:start w:val="1"/>
+      <w:numFmt w:val="decimal"/>
+      <w:lvlText w:val="%7."/>
+      <w:lvlJc w:val="left"/>
+      <w:pPr>
+        <w:ind w:left="3080" w:hanging="440"/>
+      </w:pPr>
+    </w:lvl>
+    <w:lvl w:ilvl="7" w:tplc="04090019" w:tentative="1">
+      <w:start w:val="1"/>
+      <w:numFmt w:val="lowerLetter"/>
+      <w:lvlText w:val="%8)"/>
+      <w:lvlJc w:val="left"/>
+      <w:pPr>
+        <w:ind w:left="3520" w:hanging="440"/>
+      </w:pPr>
+    </w:lvl>
+    <w:lvl w:ilvl="8" w:tplc="0409001B" w:tentative="1">
+      <w:start w:val="1"/>
+      <w:numFmt w:val="lowerRoman"/>
+      <w:lvlText w:val="%9."/>
+      <w:lvlJc w:val="right"/>
+      <w:pPr>
+        <w:ind w:left="3960" w:hanging="440"/>
+      </w:pPr>
+    </w:lvl>
+  </w:abstractNum>
+  <w:abstractNum w:abstractNumId="1" w15:restartNumberingAfterBreak="0">
     <w:nsid w:val="0E020520"/>
     <w:multiLevelType w:val="hybridMultilevel"/>
     <w:tmpl w:val="DE90F244"/>
@@ -1730,7 +3877,7 @@
       </w:pPr>
     </w:lvl>
   </w:abstractNum>
-  <w:abstractNum w:abstractNumId="1" w15:restartNumberingAfterBreak="0">
+  <w:abstractNum w:abstractNumId="2" w15:restartNumberingAfterBreak="0">
     <w:nsid w:val="12DF1F6C"/>
     <w:multiLevelType w:val="hybridMultilevel"/>
     <w:tmpl w:val="0612555E"/>
@@ -1819,7 +3966,7 @@
       </w:pPr>
     </w:lvl>
   </w:abstractNum>
-  <w:abstractNum w:abstractNumId="2" w15:restartNumberingAfterBreak="0">
+  <w:abstractNum w:abstractNumId="3" w15:restartNumberingAfterBreak="0">
     <w:nsid w:val="1450034A"/>
     <w:multiLevelType w:val="hybridMultilevel"/>
     <w:tmpl w:val="DB90C752"/>
@@ -1908,7 +4055,7 @@
       </w:pPr>
     </w:lvl>
   </w:abstractNum>
-  <w:abstractNum w:abstractNumId="3" w15:restartNumberingAfterBreak="0">
+  <w:abstractNum w:abstractNumId="4" w15:restartNumberingAfterBreak="0">
     <w:nsid w:val="148B43C3"/>
     <w:multiLevelType w:val="hybridMultilevel"/>
     <w:tmpl w:val="A914CE70"/>
@@ -1997,7 +4144,7 @@
       </w:pPr>
     </w:lvl>
   </w:abstractNum>
-  <w:abstractNum w:abstractNumId="4" w15:restartNumberingAfterBreak="0">
+  <w:abstractNum w:abstractNumId="5" w15:restartNumberingAfterBreak="0">
     <w:nsid w:val="205D404C"/>
     <w:multiLevelType w:val="hybridMultilevel"/>
     <w:tmpl w:val="3D289054"/>
@@ -2086,7 +4233,7 @@
       </w:pPr>
     </w:lvl>
   </w:abstractNum>
-  <w:abstractNum w:abstractNumId="5" w15:restartNumberingAfterBreak="0">
+  <w:abstractNum w:abstractNumId="6" w15:restartNumberingAfterBreak="0">
     <w:nsid w:val="20E368AA"/>
     <w:multiLevelType w:val="hybridMultilevel"/>
     <w:tmpl w:val="79C4B01A"/>
@@ -2175,7 +4322,7 @@
       </w:pPr>
     </w:lvl>
   </w:abstractNum>
-  <w:abstractNum w:abstractNumId="6" w15:restartNumberingAfterBreak="0">
+  <w:abstractNum w:abstractNumId="7" w15:restartNumberingAfterBreak="0">
     <w:nsid w:val="27BA4440"/>
     <w:multiLevelType w:val="hybridMultilevel"/>
     <w:tmpl w:val="FB4C4AEE"/>
@@ -2264,7 +4411,7 @@
       </w:pPr>
     </w:lvl>
   </w:abstractNum>
-  <w:abstractNum w:abstractNumId="7" w15:restartNumberingAfterBreak="0">
+  <w:abstractNum w:abstractNumId="8" w15:restartNumberingAfterBreak="0">
     <w:nsid w:val="32095115"/>
     <w:multiLevelType w:val="hybridMultilevel"/>
     <w:tmpl w:val="E318A340"/>
@@ -2353,7 +4500,7 @@
       </w:pPr>
     </w:lvl>
   </w:abstractNum>
-  <w:abstractNum w:abstractNumId="8" w15:restartNumberingAfterBreak="0">
+  <w:abstractNum w:abstractNumId="9" w15:restartNumberingAfterBreak="0">
     <w:nsid w:val="406F1E7D"/>
     <w:multiLevelType w:val="hybridMultilevel"/>
     <w:tmpl w:val="C81ED638"/>
@@ -2442,7 +4589,7 @@
       </w:pPr>
     </w:lvl>
   </w:abstractNum>
-  <w:abstractNum w:abstractNumId="9" w15:restartNumberingAfterBreak="0">
+  <w:abstractNum w:abstractNumId="10" w15:restartNumberingAfterBreak="0">
     <w:nsid w:val="41BB5BE0"/>
     <w:multiLevelType w:val="hybridMultilevel"/>
     <w:tmpl w:val="55A629A4"/>
@@ -2531,7 +4678,7 @@
       </w:pPr>
     </w:lvl>
   </w:abstractNum>
-  <w:abstractNum w:abstractNumId="10" w15:restartNumberingAfterBreak="0">
+  <w:abstractNum w:abstractNumId="11" w15:restartNumberingAfterBreak="0">
     <w:nsid w:val="4944065D"/>
     <w:multiLevelType w:val="hybridMultilevel"/>
     <w:tmpl w:val="9BF44D2E"/>
@@ -2620,7 +4767,7 @@
       </w:pPr>
     </w:lvl>
   </w:abstractNum>
-  <w:abstractNum w:abstractNumId="11" w15:restartNumberingAfterBreak="0">
+  <w:abstractNum w:abstractNumId="12" w15:restartNumberingAfterBreak="0">
     <w:nsid w:val="4A1F439B"/>
     <w:multiLevelType w:val="hybridMultilevel"/>
     <w:tmpl w:val="35EE510E"/>
@@ -2709,7 +4856,7 @@
       </w:pPr>
     </w:lvl>
   </w:abstractNum>
-  <w:abstractNum w:abstractNumId="12" w15:restartNumberingAfterBreak="0">
+  <w:abstractNum w:abstractNumId="13" w15:restartNumberingAfterBreak="0">
     <w:nsid w:val="4D9D550A"/>
     <w:multiLevelType w:val="hybridMultilevel"/>
     <w:tmpl w:val="6D2C90B6"/>
@@ -2798,7 +4945,7 @@
       </w:pPr>
     </w:lvl>
   </w:abstractNum>
-  <w:abstractNum w:abstractNumId="13" w15:restartNumberingAfterBreak="0">
+  <w:abstractNum w:abstractNumId="14" w15:restartNumberingAfterBreak="0">
     <w:nsid w:val="4FA771FE"/>
     <w:multiLevelType w:val="hybridMultilevel"/>
     <w:tmpl w:val="94FAB4E6"/>
@@ -2887,7 +5034,7 @@
       </w:pPr>
     </w:lvl>
   </w:abstractNum>
-  <w:abstractNum w:abstractNumId="14" w15:restartNumberingAfterBreak="0">
+  <w:abstractNum w:abstractNumId="15" w15:restartNumberingAfterBreak="0">
     <w:nsid w:val="512F4D6F"/>
     <w:multiLevelType w:val="hybridMultilevel"/>
     <w:tmpl w:val="9DF661D0"/>
@@ -2976,7 +5123,96 @@
       </w:pPr>
     </w:lvl>
   </w:abstractNum>
-  <w:abstractNum w:abstractNumId="15" w15:restartNumberingAfterBreak="0">
+  <w:abstractNum w:abstractNumId="16" w15:restartNumberingAfterBreak="0">
+    <w:nsid w:val="517C494C"/>
+    <w:multiLevelType w:val="hybridMultilevel"/>
+    <w:tmpl w:val="C3460850"/>
+    <w:lvl w:ilvl="0" w:tplc="F7E0DE9C">
+      <w:start w:val="1"/>
+      <w:numFmt w:val="decimal"/>
+      <w:lvlText w:val="（%1）"/>
+      <w:lvlJc w:val="left"/>
+      <w:pPr>
+        <w:ind w:left="720" w:hanging="720"/>
+      </w:pPr>
+      <w:rPr>
+        <w:rFonts w:hint="default"/>
+      </w:rPr>
+    </w:lvl>
+    <w:lvl w:ilvl="1" w:tplc="04090019" w:tentative="1">
+      <w:start w:val="1"/>
+      <w:numFmt w:val="lowerLetter"/>
+      <w:lvlText w:val="%2)"/>
+      <w:lvlJc w:val="left"/>
+      <w:pPr>
+        <w:ind w:left="880" w:hanging="440"/>
+      </w:pPr>
+    </w:lvl>
+    <w:lvl w:ilvl="2" w:tplc="0409001B" w:tentative="1">
+      <w:start w:val="1"/>
+      <w:numFmt w:val="lowerRoman"/>
+      <w:lvlText w:val="%3."/>
+      <w:lvlJc w:val="right"/>
+      <w:pPr>
+        <w:ind w:left="1320" w:hanging="440"/>
+      </w:pPr>
+    </w:lvl>
+    <w:lvl w:ilvl="3" w:tplc="0409000F" w:tentative="1">
+      <w:start w:val="1"/>
+      <w:numFmt w:val="decimal"/>
+      <w:lvlText w:val="%4."/>
+      <w:lvlJc w:val="left"/>
+      <w:pPr>
+        <w:ind w:left="1760" w:hanging="440"/>
+      </w:pPr>
+    </w:lvl>
+    <w:lvl w:ilvl="4" w:tplc="04090019" w:tentative="1">
+      <w:start w:val="1"/>
+      <w:numFmt w:val="lowerLetter"/>
+      <w:lvlText w:val="%5)"/>
+      <w:lvlJc w:val="left"/>
+      <w:pPr>
+        <w:ind w:left="2200" w:hanging="440"/>
+      </w:pPr>
+    </w:lvl>
+    <w:lvl w:ilvl="5" w:tplc="0409001B" w:tentative="1">
+      <w:start w:val="1"/>
+      <w:numFmt w:val="lowerRoman"/>
+      <w:lvlText w:val="%6."/>
+      <w:lvlJc w:val="right"/>
+      <w:pPr>
+        <w:ind w:left="2640" w:hanging="440"/>
+      </w:pPr>
+    </w:lvl>
+    <w:lvl w:ilvl="6" w:tplc="0409000F" w:tentative="1">
+      <w:start w:val="1"/>
+      <w:numFmt w:val="decimal"/>
+      <w:lvlText w:val="%7."/>
+      <w:lvlJc w:val="left"/>
+      <w:pPr>
+        <w:ind w:left="3080" w:hanging="440"/>
+      </w:pPr>
+    </w:lvl>
+    <w:lvl w:ilvl="7" w:tplc="04090019" w:tentative="1">
+      <w:start w:val="1"/>
+      <w:numFmt w:val="lowerLetter"/>
+      <w:lvlText w:val="%8)"/>
+      <w:lvlJc w:val="left"/>
+      <w:pPr>
+        <w:ind w:left="3520" w:hanging="440"/>
+      </w:pPr>
+    </w:lvl>
+    <w:lvl w:ilvl="8" w:tplc="0409001B" w:tentative="1">
+      <w:start w:val="1"/>
+      <w:numFmt w:val="lowerRoman"/>
+      <w:lvlText w:val="%9."/>
+      <w:lvlJc w:val="right"/>
+      <w:pPr>
+        <w:ind w:left="3960" w:hanging="440"/>
+      </w:pPr>
+    </w:lvl>
+  </w:abstractNum>
+  <w:abstractNum w:abstractNumId="17" w15:restartNumberingAfterBreak="0">
     <w:nsid w:val="5D4C73AD"/>
     <w:multiLevelType w:val="hybridMultilevel"/>
     <w:tmpl w:val="E144A4F8"/>
@@ -3065,7 +5301,7 @@
       </w:pPr>
     </w:lvl>
   </w:abstractNum>
-  <w:abstractNum w:abstractNumId="16" w15:restartNumberingAfterBreak="0">
+  <w:abstractNum w:abstractNumId="18" w15:restartNumberingAfterBreak="0">
     <w:nsid w:val="6072349B"/>
     <w:multiLevelType w:val="hybridMultilevel"/>
     <w:tmpl w:val="8BCA351E"/>
@@ -3154,7 +5390,7 @@
       </w:pPr>
     </w:lvl>
   </w:abstractNum>
-  <w:abstractNum w:abstractNumId="17" w15:restartNumberingAfterBreak="0">
+  <w:abstractNum w:abstractNumId="19" w15:restartNumberingAfterBreak="0">
     <w:nsid w:val="76277A7D"/>
     <w:multiLevelType w:val="hybridMultilevel"/>
     <w:tmpl w:val="F9FE2F8A"/>
@@ -3243,7 +5479,7 @@
       </w:pPr>
     </w:lvl>
   </w:abstractNum>
-  <w:abstractNum w:abstractNumId="18" w15:restartNumberingAfterBreak="0">
+  <w:abstractNum w:abstractNumId="20" w15:restartNumberingAfterBreak="0">
     <w:nsid w:val="78DE37E1"/>
     <w:multiLevelType w:val="hybridMultilevel"/>
     <w:tmpl w:val="FDB0DCA4"/>
@@ -3333,61 +5569,67 @@
     </w:lvl>
   </w:abstractNum>
   <w:num w:numId="1" w16cid:durableId="605894373">
+    <w:abstractNumId w:val="11"/>
+  </w:num>
+  <w:num w:numId="2" w16cid:durableId="610475252">
+    <w:abstractNumId w:val="19"/>
+  </w:num>
+  <w:num w:numId="3" w16cid:durableId="1645890815">
+    <w:abstractNumId w:val="5"/>
+  </w:num>
+  <w:num w:numId="4" w16cid:durableId="935475583">
+    <w:abstractNumId w:val="3"/>
+  </w:num>
+  <w:num w:numId="5" w16cid:durableId="36710157">
+    <w:abstractNumId w:val="12"/>
+  </w:num>
+  <w:num w:numId="6" w16cid:durableId="1218321606">
+    <w:abstractNumId w:val="7"/>
+  </w:num>
+  <w:num w:numId="7" w16cid:durableId="2040279978">
+    <w:abstractNumId w:val="6"/>
+  </w:num>
+  <w:num w:numId="8" w16cid:durableId="1356274611">
+    <w:abstractNumId w:val="15"/>
+  </w:num>
+  <w:num w:numId="9" w16cid:durableId="194732234">
     <w:abstractNumId w:val="10"/>
   </w:num>
-  <w:num w:numId="2" w16cid:durableId="610475252">
+  <w:num w:numId="10" w16cid:durableId="1642270374">
+    <w:abstractNumId w:val="2"/>
+  </w:num>
+  <w:num w:numId="11" w16cid:durableId="384258228">
     <w:abstractNumId w:val="17"/>
   </w:num>
-  <w:num w:numId="3" w16cid:durableId="1645890815">
+  <w:num w:numId="12" w16cid:durableId="1670136135">
+    <w:abstractNumId w:val="1"/>
+  </w:num>
+  <w:num w:numId="13" w16cid:durableId="2013098096">
+    <w:abstractNumId w:val="8"/>
+  </w:num>
+  <w:num w:numId="14" w16cid:durableId="742684646">
+    <w:abstractNumId w:val="9"/>
+  </w:num>
+  <w:num w:numId="15" w16cid:durableId="479007984">
     <w:abstractNumId w:val="4"/>
   </w:num>
-  <w:num w:numId="4" w16cid:durableId="935475583">
-    <w:abstractNumId w:val="2"/>
-  </w:num>
-  <w:num w:numId="5" w16cid:durableId="36710157">
-    <w:abstractNumId w:val="11"/>
-  </w:num>
-  <w:num w:numId="6" w16cid:durableId="1218321606">
-    <w:abstractNumId w:val="6"/>
-  </w:num>
-  <w:num w:numId="7" w16cid:durableId="2040279978">
-    <w:abstractNumId w:val="5"/>
-  </w:num>
-  <w:num w:numId="8" w16cid:durableId="1356274611">
+  <w:num w:numId="16" w16cid:durableId="1057511190">
     <w:abstractNumId w:val="14"/>
   </w:num>
-  <w:num w:numId="9" w16cid:durableId="194732234">
-    <w:abstractNumId w:val="9"/>
+  <w:num w:numId="17" w16cid:durableId="673386755">
+    <w:abstractNumId w:val="20"/>
   </w:num>
-  <w:num w:numId="10" w16cid:durableId="1642270374">
-    <w:abstractNumId w:val="1"/>
+  <w:num w:numId="18" w16cid:durableId="469589323">
+    <w:abstractNumId w:val="18"/>
   </w:num>
-  <w:num w:numId="11" w16cid:durableId="384258228">
-    <w:abstractNumId w:val="15"/>
+  <w:num w:numId="19" w16cid:durableId="1295060844">
+    <w:abstractNumId w:val="13"/>
   </w:num>
-  <w:num w:numId="12" w16cid:durableId="1670136135">
+  <w:num w:numId="20" w16cid:durableId="1532456630">
     <w:abstractNumId w:val="0"/>
   </w:num>
-  <w:num w:numId="13" w16cid:durableId="2013098096">
-    <w:abstractNumId w:val="7"/>
-  </w:num>
-  <w:num w:numId="14" w16cid:durableId="742684646">
-    <w:abstractNumId w:val="8"/>
-  </w:num>
-  <w:num w:numId="15" w16cid:durableId="479007984">
-    <w:abstractNumId w:val="3"/>
-  </w:num>
-  <w:num w:numId="16" w16cid:durableId="1057511190">
-    <w:abstractNumId w:val="13"/>
-  </w:num>
-  <w:num w:numId="17" w16cid:durableId="673386755">
-    <w:abstractNumId w:val="18"/>
-  </w:num>
-  <w:num w:numId="18" w16cid:durableId="469589323">
+  <w:num w:numId="21" w16cid:durableId="1696727806">
     <w:abstractNumId w:val="16"/>
-  </w:num>
-  <w:num w:numId="19" w16cid:durableId="1295060844">
-    <w:abstractNumId w:val="12"/>
   </w:num>
 </w:numbering>
 </file>
@@ -4396,6 +6638,57 @@
       <w:shd w:val="clear" w:color="auto" w:fill="E1DFDD"/>
     </w:rPr>
   </w:style>
+  <w:style w:type="paragraph" w:styleId="HTML">
+    <w:name w:val="HTML Preformatted"/>
+    <w:basedOn w:val="a"/>
+    <w:link w:val="HTML0"/>
+    <w:uiPriority w:val="99"/>
+    <w:semiHidden/>
+    <w:unhideWhenUsed/>
+    <w:rsid w:val="00776DBD"/>
+    <w:pPr>
+      <w:widowControl/>
+      <w:tabs>
+        <w:tab w:val="left" w:pos="916"/>
+        <w:tab w:val="left" w:pos="1832"/>
+        <w:tab w:val="left" w:pos="2748"/>
+        <w:tab w:val="left" w:pos="3664"/>
+        <w:tab w:val="left" w:pos="4580"/>
+        <w:tab w:val="left" w:pos="5496"/>
+        <w:tab w:val="left" w:pos="6412"/>
+        <w:tab w:val="left" w:pos="7328"/>
+        <w:tab w:val="left" w:pos="8244"/>
+        <w:tab w:val="left" w:pos="9160"/>
+        <w:tab w:val="left" w:pos="10076"/>
+        <w:tab w:val="left" w:pos="10992"/>
+        <w:tab w:val="left" w:pos="11908"/>
+        <w:tab w:val="left" w:pos="12824"/>
+        <w:tab w:val="left" w:pos="13740"/>
+        <w:tab w:val="left" w:pos="14656"/>
+      </w:tabs>
+      <w:spacing w:after="0" w:line="240" w:lineRule="auto"/>
+    </w:pPr>
+    <w:rPr>
+      <w:rFonts w:ascii="宋体" w:eastAsia="宋体" w:hAnsi="宋体" w:cs="宋体"/>
+      <w:kern w:val="0"/>
+      <w:sz w:val="24"/>
+      <w14:ligatures w14:val="none"/>
+    </w:rPr>
+  </w:style>
+  <w:style w:type="character" w:customStyle="1" w:styleId="HTML0">
+    <w:name w:val="HTML 预设格式 字符"/>
+    <w:basedOn w:val="a0"/>
+    <w:link w:val="HTML"/>
+    <w:uiPriority w:val="99"/>
+    <w:semiHidden/>
+    <w:rsid w:val="00776DBD"/>
+    <w:rPr>
+      <w:rFonts w:ascii="宋体" w:eastAsia="宋体" w:hAnsi="宋体" w:cs="宋体"/>
+      <w:kern w:val="0"/>
+      <w:sz w:val="24"/>
+      <w14:ligatures w14:val="none"/>
+    </w:rPr>
+  </w:style>
 </w:styles>
 </file>
 

--- a/1总章程.docx
+++ b/1总章程.docx
@@ -3532,6 +3532,8 @@
       <w:r>
         <w:rPr>
           <w:rFonts w:hint="eastAsia"/>
+          <w:b/>
+          <w:bCs/>
         </w:rPr>
         <w:t>from .</w:t>
       </w:r>
@@ -3539,6 +3541,8 @@
       <w:r>
         <w:rPr>
           <w:rFonts w:hint="eastAsia"/>
+          <w:b/>
+          <w:bCs/>
         </w:rPr>
         <w:t xml:space="preserve"> import res1_rc</w:t>
       </w:r>
@@ -3614,9 +3618,6 @@
           <w:ilvl w:val="0"/>
           <w:numId w:val="21"/>
         </w:numPr>
-        <w:rPr>
-          <w:rFonts w:hint="eastAsia"/>
-        </w:rPr>
       </w:pPr>
       <w:r>
         <w:rPr>
@@ -3624,6 +3625,189 @@
         </w:rPr>
         <w:t>Ui文件布局还有继续美化提高</w:t>
       </w:r>
+    </w:p>
+    <w:p>
+      <w:pPr>
+        <w:pStyle w:val="a9"/>
+        <w:numPr>
+          <w:ilvl w:val="0"/>
+          <w:numId w:val="21"/>
+        </w:numPr>
+      </w:pPr>
+      <w:r>
+        <w:rPr>
+          <w:rFonts w:hint="eastAsia"/>
+        </w:rPr>
+        <w:t xml:space="preserve">同目录下不能直接Import ,要from </w:t>
+      </w:r>
+      <w:proofErr w:type="spellStart"/>
+      <w:r>
+        <w:rPr>
+          <w:rFonts w:hint="eastAsia"/>
+        </w:rPr>
+        <w:t>ui.clock</w:t>
+      </w:r>
+      <w:proofErr w:type="spellEnd"/>
+      <w:r>
+        <w:rPr>
+          <w:rFonts w:hint="eastAsia"/>
+        </w:rPr>
+        <w:t xml:space="preserve"> import这样才可以？？？</w:t>
+      </w:r>
+    </w:p>
+    <w:p/>
+    <w:p>
+      <w:pPr>
+        <w:pStyle w:val="2"/>
+        <w:jc w:val="center"/>
+        <w:rPr>
+          <w:b/>
+          <w:bCs/>
+        </w:rPr>
+      </w:pPr>
+      <w:r>
+        <w:rPr>
+          <w:rFonts w:hint="eastAsia"/>
+          <w:b/>
+          <w:bCs/>
+        </w:rPr>
+        <w:lastRenderedPageBreak/>
+        <w:t>日期:2025.5.2</w:t>
+      </w:r>
+      <w:r>
+        <w:rPr>
+          <w:rFonts w:hint="eastAsia"/>
+          <w:b/>
+          <w:bCs/>
+        </w:rPr>
+        <w:t>7</w:t>
+      </w:r>
+      <w:r>
+        <w:rPr>
+          <w:rFonts w:hint="eastAsia"/>
+          <w:b/>
+          <w:bCs/>
+        </w:rPr>
+        <w:t>.21.</w:t>
+      </w:r>
+      <w:r>
+        <w:rPr>
+          <w:rFonts w:hint="eastAsia"/>
+          <w:b/>
+          <w:bCs/>
+        </w:rPr>
+        <w:t>54</w:t>
+      </w:r>
+    </w:p>
+    <w:p>
+      <w:proofErr w:type="gramStart"/>
+      <w:r>
+        <w:rPr>
+          <w:rFonts w:hint="eastAsia"/>
+        </w:rPr>
+        <w:t>一</w:t>
+      </w:r>
+      <w:proofErr w:type="gramEnd"/>
+      <w:r>
+        <w:rPr>
+          <w:rFonts w:hint="eastAsia"/>
+        </w:rPr>
+        <w:t>,完成：</w:t>
+      </w:r>
+    </w:p>
+    <w:p>
+      <w:pPr>
+        <w:pStyle w:val="a9"/>
+        <w:numPr>
+          <w:ilvl w:val="0"/>
+          <w:numId w:val="22"/>
+        </w:numPr>
+      </w:pPr>
+      <w:r>
+        <w:rPr>
+          <w:rFonts w:hint="eastAsia"/>
+        </w:rPr>
+        <w:t>将主页面进行了美化</w:t>
+      </w:r>
+    </w:p>
+    <w:p>
+      <w:pPr>
+        <w:pStyle w:val="a9"/>
+        <w:numPr>
+          <w:ilvl w:val="0"/>
+          <w:numId w:val="22"/>
+        </w:numPr>
+      </w:pPr>
+      <w:r>
+        <w:rPr>
+          <w:rFonts w:hint="eastAsia"/>
+        </w:rPr>
+        <w:t>增加了时钟，可以以此为装饰多弄一些</w:t>
+      </w:r>
+    </w:p>
+    <w:p>
+      <w:r>
+        <w:rPr>
+          <w:rFonts w:hint="eastAsia"/>
+        </w:rPr>
+        <w:t>二，待进行的问题：</w:t>
+      </w:r>
+    </w:p>
+    <w:p>
+      <w:pPr>
+        <w:pStyle w:val="a9"/>
+        <w:numPr>
+          <w:ilvl w:val="0"/>
+          <w:numId w:val="23"/>
+        </w:numPr>
+      </w:pPr>
+      <w:r>
+        <w:rPr>
+          <w:rFonts w:hint="eastAsia"/>
+        </w:rPr>
+        <w:t>先想好存储的内容和形式，要以此为依据生成柱形图</w:t>
+      </w:r>
+    </w:p>
+    <w:p>
+      <w:pPr>
+        <w:pStyle w:val="a9"/>
+        <w:numPr>
+          <w:ilvl w:val="0"/>
+          <w:numId w:val="23"/>
+        </w:numPr>
+      </w:pPr>
+      <w:r>
+        <w:rPr>
+          <w:rFonts w:hint="eastAsia"/>
+        </w:rPr>
+        <w:t>开始用</w:t>
+      </w:r>
+      <w:proofErr w:type="spellStart"/>
+      <w:r>
+        <w:rPr>
+          <w:rFonts w:hint="eastAsia"/>
+        </w:rPr>
+        <w:t>sqlite</w:t>
+      </w:r>
+      <w:proofErr w:type="spellEnd"/>
+      <w:r>
+        <w:rPr>
+          <w:rFonts w:hint="eastAsia"/>
+        </w:rPr>
+        <w:t>进行存储数据</w:t>
+      </w:r>
+    </w:p>
+    <w:p>
+      <w:pPr>
+        <w:pStyle w:val="a9"/>
+        <w:numPr>
+          <w:ilvl w:val="0"/>
+          <w:numId w:val="23"/>
+        </w:numPr>
+        <w:rPr>
+          <w:rFonts w:hint="eastAsia"/>
+        </w:rPr>
+      </w:pPr>
     </w:p>
     <w:sectPr>
       <w:pgSz w:w="11906" w:h="16838"/>
@@ -3789,6 +3973,95 @@
     </w:lvl>
   </w:abstractNum>
   <w:abstractNum w:abstractNumId="1" w15:restartNumberingAfterBreak="0">
+    <w:nsid w:val="0CB119F6"/>
+    <w:multiLevelType w:val="hybridMultilevel"/>
+    <w:tmpl w:val="D048D89C"/>
+    <w:lvl w:ilvl="0" w:tplc="63BC9F32">
+      <w:start w:val="1"/>
+      <w:numFmt w:val="decimal"/>
+      <w:lvlText w:val="（%1）"/>
+      <w:lvlJc w:val="left"/>
+      <w:pPr>
+        <w:ind w:left="720" w:hanging="720"/>
+      </w:pPr>
+      <w:rPr>
+        <w:rFonts w:hint="default"/>
+      </w:rPr>
+    </w:lvl>
+    <w:lvl w:ilvl="1" w:tplc="04090019" w:tentative="1">
+      <w:start w:val="1"/>
+      <w:numFmt w:val="lowerLetter"/>
+      <w:lvlText w:val="%2)"/>
+      <w:lvlJc w:val="left"/>
+      <w:pPr>
+        <w:ind w:left="880" w:hanging="440"/>
+      </w:pPr>
+    </w:lvl>
+    <w:lvl w:ilvl="2" w:tplc="0409001B" w:tentative="1">
+      <w:start w:val="1"/>
+      <w:numFmt w:val="lowerRoman"/>
+      <w:lvlText w:val="%3."/>
+      <w:lvlJc w:val="right"/>
+      <w:pPr>
+        <w:ind w:left="1320" w:hanging="440"/>
+      </w:pPr>
+    </w:lvl>
+    <w:lvl w:ilvl="3" w:tplc="0409000F" w:tentative="1">
+      <w:start w:val="1"/>
+      <w:numFmt w:val="decimal"/>
+      <w:lvlText w:val="%4."/>
+      <w:lvlJc w:val="left"/>
+      <w:pPr>
+        <w:ind w:left="1760" w:hanging="440"/>
+      </w:pPr>
+    </w:lvl>
+    <w:lvl w:ilvl="4" w:tplc="04090019" w:tentative="1">
+      <w:start w:val="1"/>
+      <w:numFmt w:val="lowerLetter"/>
+      <w:lvlText w:val="%5)"/>
+      <w:lvlJc w:val="left"/>
+      <w:pPr>
+        <w:ind w:left="2200" w:hanging="440"/>
+      </w:pPr>
+    </w:lvl>
+    <w:lvl w:ilvl="5" w:tplc="0409001B" w:tentative="1">
+      <w:start w:val="1"/>
+      <w:numFmt w:val="lowerRoman"/>
+      <w:lvlText w:val="%6."/>
+      <w:lvlJc w:val="right"/>
+      <w:pPr>
+        <w:ind w:left="2640" w:hanging="440"/>
+      </w:pPr>
+    </w:lvl>
+    <w:lvl w:ilvl="6" w:tplc="0409000F" w:tentative="1">
+      <w:start w:val="1"/>
+      <w:numFmt w:val="decimal"/>
+      <w:lvlText w:val="%7."/>
+      <w:lvlJc w:val="left"/>
+      <w:pPr>
+        <w:ind w:left="3080" w:hanging="440"/>
+      </w:pPr>
+    </w:lvl>
+    <w:lvl w:ilvl="7" w:tplc="04090019" w:tentative="1">
+      <w:start w:val="1"/>
+      <w:numFmt w:val="lowerLetter"/>
+      <w:lvlText w:val="%8)"/>
+      <w:lvlJc w:val="left"/>
+      <w:pPr>
+        <w:ind w:left="3520" w:hanging="440"/>
+      </w:pPr>
+    </w:lvl>
+    <w:lvl w:ilvl="8" w:tplc="0409001B" w:tentative="1">
+      <w:start w:val="1"/>
+      <w:numFmt w:val="lowerRoman"/>
+      <w:lvlText w:val="%9."/>
+      <w:lvlJc w:val="right"/>
+      <w:pPr>
+        <w:ind w:left="3960" w:hanging="440"/>
+      </w:pPr>
+    </w:lvl>
+  </w:abstractNum>
+  <w:abstractNum w:abstractNumId="2" w15:restartNumberingAfterBreak="0">
     <w:nsid w:val="0E020520"/>
     <w:multiLevelType w:val="hybridMultilevel"/>
     <w:tmpl w:val="DE90F244"/>
@@ -3877,7 +4150,7 @@
       </w:pPr>
     </w:lvl>
   </w:abstractNum>
-  <w:abstractNum w:abstractNumId="2" w15:restartNumberingAfterBreak="0">
+  <w:abstractNum w:abstractNumId="3" w15:restartNumberingAfterBreak="0">
     <w:nsid w:val="12DF1F6C"/>
     <w:multiLevelType w:val="hybridMultilevel"/>
     <w:tmpl w:val="0612555E"/>
@@ -3966,7 +4239,7 @@
       </w:pPr>
     </w:lvl>
   </w:abstractNum>
-  <w:abstractNum w:abstractNumId="3" w15:restartNumberingAfterBreak="0">
+  <w:abstractNum w:abstractNumId="4" w15:restartNumberingAfterBreak="0">
     <w:nsid w:val="1450034A"/>
     <w:multiLevelType w:val="hybridMultilevel"/>
     <w:tmpl w:val="DB90C752"/>
@@ -4055,7 +4328,7 @@
       </w:pPr>
     </w:lvl>
   </w:abstractNum>
-  <w:abstractNum w:abstractNumId="4" w15:restartNumberingAfterBreak="0">
+  <w:abstractNum w:abstractNumId="5" w15:restartNumberingAfterBreak="0">
     <w:nsid w:val="148B43C3"/>
     <w:multiLevelType w:val="hybridMultilevel"/>
     <w:tmpl w:val="A914CE70"/>
@@ -4144,7 +4417,7 @@
       </w:pPr>
     </w:lvl>
   </w:abstractNum>
-  <w:abstractNum w:abstractNumId="5" w15:restartNumberingAfterBreak="0">
+  <w:abstractNum w:abstractNumId="6" w15:restartNumberingAfterBreak="0">
     <w:nsid w:val="205D404C"/>
     <w:multiLevelType w:val="hybridMultilevel"/>
     <w:tmpl w:val="3D289054"/>
@@ -4233,7 +4506,7 @@
       </w:pPr>
     </w:lvl>
   </w:abstractNum>
-  <w:abstractNum w:abstractNumId="6" w15:restartNumberingAfterBreak="0">
+  <w:abstractNum w:abstractNumId="7" w15:restartNumberingAfterBreak="0">
     <w:nsid w:val="20E368AA"/>
     <w:multiLevelType w:val="hybridMultilevel"/>
     <w:tmpl w:val="79C4B01A"/>
@@ -4322,7 +4595,7 @@
       </w:pPr>
     </w:lvl>
   </w:abstractNum>
-  <w:abstractNum w:abstractNumId="7" w15:restartNumberingAfterBreak="0">
+  <w:abstractNum w:abstractNumId="8" w15:restartNumberingAfterBreak="0">
     <w:nsid w:val="27BA4440"/>
     <w:multiLevelType w:val="hybridMultilevel"/>
     <w:tmpl w:val="FB4C4AEE"/>
@@ -4411,7 +4684,7 @@
       </w:pPr>
     </w:lvl>
   </w:abstractNum>
-  <w:abstractNum w:abstractNumId="8" w15:restartNumberingAfterBreak="0">
+  <w:abstractNum w:abstractNumId="9" w15:restartNumberingAfterBreak="0">
     <w:nsid w:val="32095115"/>
     <w:multiLevelType w:val="hybridMultilevel"/>
     <w:tmpl w:val="E318A340"/>
@@ -4500,7 +4773,96 @@
       </w:pPr>
     </w:lvl>
   </w:abstractNum>
-  <w:abstractNum w:abstractNumId="9" w15:restartNumberingAfterBreak="0">
+  <w:abstractNum w:abstractNumId="10" w15:restartNumberingAfterBreak="0">
+    <w:nsid w:val="3A25610F"/>
+    <w:multiLevelType w:val="hybridMultilevel"/>
+    <w:tmpl w:val="35926C10"/>
+    <w:lvl w:ilvl="0" w:tplc="22B498F4">
+      <w:start w:val="1"/>
+      <w:numFmt w:val="decimal"/>
+      <w:lvlText w:val="（%1）"/>
+      <w:lvlJc w:val="left"/>
+      <w:pPr>
+        <w:ind w:left="720" w:hanging="720"/>
+      </w:pPr>
+      <w:rPr>
+        <w:rFonts w:hint="default"/>
+      </w:rPr>
+    </w:lvl>
+    <w:lvl w:ilvl="1" w:tplc="04090019" w:tentative="1">
+      <w:start w:val="1"/>
+      <w:numFmt w:val="lowerLetter"/>
+      <w:lvlText w:val="%2)"/>
+      <w:lvlJc w:val="left"/>
+      <w:pPr>
+        <w:ind w:left="880" w:hanging="440"/>
+      </w:pPr>
+    </w:lvl>
+    <w:lvl w:ilvl="2" w:tplc="0409001B" w:tentative="1">
+      <w:start w:val="1"/>
+      <w:numFmt w:val="lowerRoman"/>
+      <w:lvlText w:val="%3."/>
+      <w:lvlJc w:val="right"/>
+      <w:pPr>
+        <w:ind w:left="1320" w:hanging="440"/>
+      </w:pPr>
+    </w:lvl>
+    <w:lvl w:ilvl="3" w:tplc="0409000F" w:tentative="1">
+      <w:start w:val="1"/>
+      <w:numFmt w:val="decimal"/>
+      <w:lvlText w:val="%4."/>
+      <w:lvlJc w:val="left"/>
+      <w:pPr>
+        <w:ind w:left="1760" w:hanging="440"/>
+      </w:pPr>
+    </w:lvl>
+    <w:lvl w:ilvl="4" w:tplc="04090019" w:tentative="1">
+      <w:start w:val="1"/>
+      <w:numFmt w:val="lowerLetter"/>
+      <w:lvlText w:val="%5)"/>
+      <w:lvlJc w:val="left"/>
+      <w:pPr>
+        <w:ind w:left="2200" w:hanging="440"/>
+      </w:pPr>
+    </w:lvl>
+    <w:lvl w:ilvl="5" w:tplc="0409001B" w:tentative="1">
+      <w:start w:val="1"/>
+      <w:numFmt w:val="lowerRoman"/>
+      <w:lvlText w:val="%6."/>
+      <w:lvlJc w:val="right"/>
+      <w:pPr>
+        <w:ind w:left="2640" w:hanging="440"/>
+      </w:pPr>
+    </w:lvl>
+    <w:lvl w:ilvl="6" w:tplc="0409000F" w:tentative="1">
+      <w:start w:val="1"/>
+      <w:numFmt w:val="decimal"/>
+      <w:lvlText w:val="%7."/>
+      <w:lvlJc w:val="left"/>
+      <w:pPr>
+        <w:ind w:left="3080" w:hanging="440"/>
+      </w:pPr>
+    </w:lvl>
+    <w:lvl w:ilvl="7" w:tplc="04090019" w:tentative="1">
+      <w:start w:val="1"/>
+      <w:numFmt w:val="lowerLetter"/>
+      <w:lvlText w:val="%8)"/>
+      <w:lvlJc w:val="left"/>
+      <w:pPr>
+        <w:ind w:left="3520" w:hanging="440"/>
+      </w:pPr>
+    </w:lvl>
+    <w:lvl w:ilvl="8" w:tplc="0409001B" w:tentative="1">
+      <w:start w:val="1"/>
+      <w:numFmt w:val="lowerRoman"/>
+      <w:lvlText w:val="%9."/>
+      <w:lvlJc w:val="right"/>
+      <w:pPr>
+        <w:ind w:left="3960" w:hanging="440"/>
+      </w:pPr>
+    </w:lvl>
+  </w:abstractNum>
+  <w:abstractNum w:abstractNumId="11" w15:restartNumberingAfterBreak="0">
     <w:nsid w:val="406F1E7D"/>
     <w:multiLevelType w:val="hybridMultilevel"/>
     <w:tmpl w:val="C81ED638"/>
@@ -4589,7 +4951,7 @@
       </w:pPr>
     </w:lvl>
   </w:abstractNum>
-  <w:abstractNum w:abstractNumId="10" w15:restartNumberingAfterBreak="0">
+  <w:abstractNum w:abstractNumId="12" w15:restartNumberingAfterBreak="0">
     <w:nsid w:val="41BB5BE0"/>
     <w:multiLevelType w:val="hybridMultilevel"/>
     <w:tmpl w:val="55A629A4"/>
@@ -4678,7 +5040,7 @@
       </w:pPr>
     </w:lvl>
   </w:abstractNum>
-  <w:abstractNum w:abstractNumId="11" w15:restartNumberingAfterBreak="0">
+  <w:abstractNum w:abstractNumId="13" w15:restartNumberingAfterBreak="0">
     <w:nsid w:val="4944065D"/>
     <w:multiLevelType w:val="hybridMultilevel"/>
     <w:tmpl w:val="9BF44D2E"/>
@@ -4767,7 +5129,7 @@
       </w:pPr>
     </w:lvl>
   </w:abstractNum>
-  <w:abstractNum w:abstractNumId="12" w15:restartNumberingAfterBreak="0">
+  <w:abstractNum w:abstractNumId="14" w15:restartNumberingAfterBreak="0">
     <w:nsid w:val="4A1F439B"/>
     <w:multiLevelType w:val="hybridMultilevel"/>
     <w:tmpl w:val="35EE510E"/>
@@ -4856,7 +5218,7 @@
       </w:pPr>
     </w:lvl>
   </w:abstractNum>
-  <w:abstractNum w:abstractNumId="13" w15:restartNumberingAfterBreak="0">
+  <w:abstractNum w:abstractNumId="15" w15:restartNumberingAfterBreak="0">
     <w:nsid w:val="4D9D550A"/>
     <w:multiLevelType w:val="hybridMultilevel"/>
     <w:tmpl w:val="6D2C90B6"/>
@@ -4945,7 +5307,7 @@
       </w:pPr>
     </w:lvl>
   </w:abstractNum>
-  <w:abstractNum w:abstractNumId="14" w15:restartNumberingAfterBreak="0">
+  <w:abstractNum w:abstractNumId="16" w15:restartNumberingAfterBreak="0">
     <w:nsid w:val="4FA771FE"/>
     <w:multiLevelType w:val="hybridMultilevel"/>
     <w:tmpl w:val="94FAB4E6"/>
@@ -5034,7 +5396,7 @@
       </w:pPr>
     </w:lvl>
   </w:abstractNum>
-  <w:abstractNum w:abstractNumId="15" w15:restartNumberingAfterBreak="0">
+  <w:abstractNum w:abstractNumId="17" w15:restartNumberingAfterBreak="0">
     <w:nsid w:val="512F4D6F"/>
     <w:multiLevelType w:val="hybridMultilevel"/>
     <w:tmpl w:val="9DF661D0"/>
@@ -5123,7 +5485,7 @@
       </w:pPr>
     </w:lvl>
   </w:abstractNum>
-  <w:abstractNum w:abstractNumId="16" w15:restartNumberingAfterBreak="0">
+  <w:abstractNum w:abstractNumId="18" w15:restartNumberingAfterBreak="0">
     <w:nsid w:val="517C494C"/>
     <w:multiLevelType w:val="hybridMultilevel"/>
     <w:tmpl w:val="C3460850"/>
@@ -5212,7 +5574,7 @@
       </w:pPr>
     </w:lvl>
   </w:abstractNum>
-  <w:abstractNum w:abstractNumId="17" w15:restartNumberingAfterBreak="0">
+  <w:abstractNum w:abstractNumId="19" w15:restartNumberingAfterBreak="0">
     <w:nsid w:val="5D4C73AD"/>
     <w:multiLevelType w:val="hybridMultilevel"/>
     <w:tmpl w:val="E144A4F8"/>
@@ -5301,7 +5663,7 @@
       </w:pPr>
     </w:lvl>
   </w:abstractNum>
-  <w:abstractNum w:abstractNumId="18" w15:restartNumberingAfterBreak="0">
+  <w:abstractNum w:abstractNumId="20" w15:restartNumberingAfterBreak="0">
     <w:nsid w:val="6072349B"/>
     <w:multiLevelType w:val="hybridMultilevel"/>
     <w:tmpl w:val="8BCA351E"/>
@@ -5390,7 +5752,7 @@
       </w:pPr>
     </w:lvl>
   </w:abstractNum>
-  <w:abstractNum w:abstractNumId="19" w15:restartNumberingAfterBreak="0">
+  <w:abstractNum w:abstractNumId="21" w15:restartNumberingAfterBreak="0">
     <w:nsid w:val="76277A7D"/>
     <w:multiLevelType w:val="hybridMultilevel"/>
     <w:tmpl w:val="F9FE2F8A"/>
@@ -5479,7 +5841,7 @@
       </w:pPr>
     </w:lvl>
   </w:abstractNum>
-  <w:abstractNum w:abstractNumId="20" w15:restartNumberingAfterBreak="0">
+  <w:abstractNum w:abstractNumId="22" w15:restartNumberingAfterBreak="0">
     <w:nsid w:val="78DE37E1"/>
     <w:multiLevelType w:val="hybridMultilevel"/>
     <w:tmpl w:val="FDB0DCA4"/>
@@ -5569,67 +5931,73 @@
     </w:lvl>
   </w:abstractNum>
   <w:num w:numId="1" w16cid:durableId="605894373">
+    <w:abstractNumId w:val="13"/>
+  </w:num>
+  <w:num w:numId="2" w16cid:durableId="610475252">
+    <w:abstractNumId w:val="21"/>
+  </w:num>
+  <w:num w:numId="3" w16cid:durableId="1645890815">
+    <w:abstractNumId w:val="6"/>
+  </w:num>
+  <w:num w:numId="4" w16cid:durableId="935475583">
+    <w:abstractNumId w:val="4"/>
+  </w:num>
+  <w:num w:numId="5" w16cid:durableId="36710157">
+    <w:abstractNumId w:val="14"/>
+  </w:num>
+  <w:num w:numId="6" w16cid:durableId="1218321606">
+    <w:abstractNumId w:val="8"/>
+  </w:num>
+  <w:num w:numId="7" w16cid:durableId="2040279978">
+    <w:abstractNumId w:val="7"/>
+  </w:num>
+  <w:num w:numId="8" w16cid:durableId="1356274611">
+    <w:abstractNumId w:val="17"/>
+  </w:num>
+  <w:num w:numId="9" w16cid:durableId="194732234">
+    <w:abstractNumId w:val="12"/>
+  </w:num>
+  <w:num w:numId="10" w16cid:durableId="1642270374">
+    <w:abstractNumId w:val="3"/>
+  </w:num>
+  <w:num w:numId="11" w16cid:durableId="384258228">
+    <w:abstractNumId w:val="19"/>
+  </w:num>
+  <w:num w:numId="12" w16cid:durableId="1670136135">
+    <w:abstractNumId w:val="2"/>
+  </w:num>
+  <w:num w:numId="13" w16cid:durableId="2013098096">
+    <w:abstractNumId w:val="9"/>
+  </w:num>
+  <w:num w:numId="14" w16cid:durableId="742684646">
     <w:abstractNumId w:val="11"/>
   </w:num>
-  <w:num w:numId="2" w16cid:durableId="610475252">
-    <w:abstractNumId w:val="19"/>
-  </w:num>
-  <w:num w:numId="3" w16cid:durableId="1645890815">
+  <w:num w:numId="15" w16cid:durableId="479007984">
     <w:abstractNumId w:val="5"/>
   </w:num>
-  <w:num w:numId="4" w16cid:durableId="935475583">
-    <w:abstractNumId w:val="3"/>
-  </w:num>
-  <w:num w:numId="5" w16cid:durableId="36710157">
-    <w:abstractNumId w:val="12"/>
-  </w:num>
-  <w:num w:numId="6" w16cid:durableId="1218321606">
-    <w:abstractNumId w:val="7"/>
-  </w:num>
-  <w:num w:numId="7" w16cid:durableId="2040279978">
-    <w:abstractNumId w:val="6"/>
-  </w:num>
-  <w:num w:numId="8" w16cid:durableId="1356274611">
-    <w:abstractNumId w:val="15"/>
-  </w:num>
-  <w:num w:numId="9" w16cid:durableId="194732234">
-    <w:abstractNumId w:val="10"/>
-  </w:num>
-  <w:num w:numId="10" w16cid:durableId="1642270374">
-    <w:abstractNumId w:val="2"/>
-  </w:num>
-  <w:num w:numId="11" w16cid:durableId="384258228">
-    <w:abstractNumId w:val="17"/>
-  </w:num>
-  <w:num w:numId="12" w16cid:durableId="1670136135">
-    <w:abstractNumId w:val="1"/>
-  </w:num>
-  <w:num w:numId="13" w16cid:durableId="2013098096">
-    <w:abstractNumId w:val="8"/>
-  </w:num>
-  <w:num w:numId="14" w16cid:durableId="742684646">
-    <w:abstractNumId w:val="9"/>
-  </w:num>
-  <w:num w:numId="15" w16cid:durableId="479007984">
-    <w:abstractNumId w:val="4"/>
-  </w:num>
   <w:num w:numId="16" w16cid:durableId="1057511190">
-    <w:abstractNumId w:val="14"/>
+    <w:abstractNumId w:val="16"/>
   </w:num>
   <w:num w:numId="17" w16cid:durableId="673386755">
+    <w:abstractNumId w:val="22"/>
+  </w:num>
+  <w:num w:numId="18" w16cid:durableId="469589323">
     <w:abstractNumId w:val="20"/>
   </w:num>
-  <w:num w:numId="18" w16cid:durableId="469589323">
-    <w:abstractNumId w:val="18"/>
-  </w:num>
   <w:num w:numId="19" w16cid:durableId="1295060844">
-    <w:abstractNumId w:val="13"/>
+    <w:abstractNumId w:val="15"/>
   </w:num>
   <w:num w:numId="20" w16cid:durableId="1532456630">
     <w:abstractNumId w:val="0"/>
   </w:num>
   <w:num w:numId="21" w16cid:durableId="1696727806">
-    <w:abstractNumId w:val="16"/>
+    <w:abstractNumId w:val="18"/>
+  </w:num>
+  <w:num w:numId="22" w16cid:durableId="1254822179">
+    <w:abstractNumId w:val="1"/>
+  </w:num>
+  <w:num w:numId="23" w16cid:durableId="1080712812">
+    <w:abstractNumId w:val="10"/>
   </w:num>
 </w:numbering>
 </file>
